--- a/Signals/html_Lectures/notes/Lecture 10 Notes.docx
+++ b/Signals/html_Lectures/notes/Lecture 10 Notes.docx
@@ -288,53 +288,133 @@
           <w:sz w:val="22"/>
           <w:szCs w:val="22"/>
         </w:rPr>
-        <w:t xml:space="preserve">⟨a,b⟩ = aᵀb = Σ aᵢbᵢ, and ‖a‖ = √⟨a,a⟩ = √(Σ aᵢ²). Both symbols are defined on the slide; a, b are real m-vectors. About 2 minutes.</w:t>
-      </w:r>
-    </w:p>
-    <w:p>
-      <w:pPr>
-        <w:pStyle w:val="ListParagraph"/>
-        <w:numPr>
-          <w:ilvl w:val="0"/>
-          <w:numId w:val="2"/>
-        </w:numPr>
-        <w:spacing w:after="80"/>
-      </w:pPr>
-      <w:r>
-        <w:rPr>
-          <w:rFonts w:ascii="Calibri" w:cs="Calibri" w:eastAsia="Calibri" w:hAnsi="Calibri"/>
-          <w:sz w:val="22"/>
-          <w:szCs w:val="22"/>
-        </w:rPr>
-        <w:t xml:space="preserve">Three properties: symmetric ⟨a,b⟩ = ⟨b,a⟩; linear in either slot; scaling ‖ca‖ = |c|‖a‖ (because Σ(c aᵢ)² = c²Σaᵢ²).</w:t>
-      </w:r>
-    </w:p>
-    <w:p>
-      <w:pPr>
-        <w:pBdr>
-          <w:left w:val="single" w:color="7A1A1A" w:sz="18" w:space="8"/>
-        </w:pBdr>
-        <w:spacing w:after="140" w:before="100"/>
-        <w:ind w:left="360"/>
-      </w:pPr>
-      <w:r>
-        <w:rPr>
-          <w:rFonts w:ascii="Calibri" w:cs="Calibri" w:eastAsia="Calibri" w:hAnsi="Calibri"/>
-          <w:b/>
-          <w:bCs/>
-          <w:color w:val="7A1A1A"/>
-          <w:sz w:val="22"/>
-          <w:szCs w:val="22"/>
-        </w:rPr>
-        <w:t xml:space="preserve">Common error: </w:t>
-      </w:r>
-      <w:r>
-        <w:rPr>
-          <w:rFonts w:ascii="Calibri" w:cs="Calibri" w:eastAsia="Calibri" w:hAnsi="Calibri"/>
-          <w:sz w:val="22"/>
-          <w:szCs w:val="22"/>
-        </w:rPr>
-        <w:t xml:space="preserve">Writing ‖a‖ for the sum of squares: the norm is the square root. The projection formula later divides by ‖a‖², not ‖a‖.</w:t>
+        <w:t xml:space="preserve">Goal: one formula, the inner product, will give us length, perpendicularity, angle and projection. About 2 minutes.</w:t>
+      </w:r>
+    </w:p>
+    <w:p>
+      <w:pPr>
+        <w:pStyle w:val="ListParagraph"/>
+        <w:numPr>
+          <w:ilvl w:val="0"/>
+          <w:numId w:val="2"/>
+        </w:numPr>
+        <w:spacing w:after="80"/>
+      </w:pPr>
+      <w:r>
+        <w:rPr>
+          <w:rFonts w:ascii="Calibri" w:cs="Calibri" w:eastAsia="Calibri" w:hAnsi="Calibri"/>
+          <w:sz w:val="22"/>
+          <w:szCs w:val="22"/>
+        </w:rPr>
+        <w:t xml:space="preserve">Step 1 — notation. a = (a₁, a₂, …, a_m)ᵀ is a column of m real numbers; aᵢ is entry i; ℝᵐ is the set of all such columns. The superscript ᵀ (transpose) turns a column into a row, so aᵀb is (row)(column), which is one number. Σ_{i=1}^{m} means: add the terms for i = 1, 2, …, m.</w:t>
+      </w:r>
+    </w:p>
+    <w:p>
+      <w:pPr>
+        <w:pStyle w:val="ListParagraph"/>
+        <w:numPr>
+          <w:ilvl w:val="0"/>
+          <w:numId w:val="2"/>
+        </w:numPr>
+        <w:spacing w:after="80"/>
+      </w:pPr>
+      <w:r>
+        <w:rPr>
+          <w:rFonts w:ascii="Calibri" w:cs="Calibri" w:eastAsia="Calibri" w:hAnsi="Calibri"/>
+          <w:sz w:val="22"/>
+          <w:szCs w:val="22"/>
+        </w:rPr>
+        <w:t xml:space="preserve">Step 2 — the inner product. ⟨a,b⟩ (angle brackets) is just a name for the number aᵀb = a₁b₁ + a₂b₂ + … + a_m b_m: multiply matching entries, then add. Tiny example: a = (1,2)ᵀ, b = (3,4)ᵀ: ⟨a,b⟩ = 1·3 + 2·4 = 3 + 8 = 11.</w:t>
+      </w:r>
+    </w:p>
+    <w:p>
+      <w:pPr>
+        <w:pStyle w:val="ListParagraph"/>
+        <w:numPr>
+          <w:ilvl w:val="0"/>
+          <w:numId w:val="2"/>
+        </w:numPr>
+        <w:spacing w:after="80"/>
+      </w:pPr>
+      <w:r>
+        <w:rPr>
+          <w:rFonts w:ascii="Calibri" w:cs="Calibri" w:eastAsia="Calibri" w:hAnsi="Calibri"/>
+          <w:sz w:val="22"/>
+          <w:szCs w:val="22"/>
+        </w:rPr>
+        <w:t xml:space="preserve">Step 3 — the norm (length). ‖a‖ (double bars) = √⟨a,a⟩ = √(a₁² + … + a_m²). Example a = (3,4)ᵀ: ⟨a,a⟩ = 9 + 16 = 25, so ‖a‖ = 5 (the 3-4-5 triangle). ‖a‖² = 25 is the squared length; no root.</w:t>
+      </w:r>
+    </w:p>
+    <w:p>
+      <w:pPr>
+        <w:pStyle w:val="ListParagraph"/>
+        <w:numPr>
+          <w:ilvl w:val="0"/>
+          <w:numId w:val="2"/>
+        </w:numPr>
+        <w:spacing w:after="80"/>
+      </w:pPr>
+      <w:r>
+        <w:rPr>
+          <w:rFonts w:ascii="Calibri" w:cs="Calibri" w:eastAsia="Calibri" w:hAnsi="Calibri"/>
+          <w:sz w:val="22"/>
+          <w:szCs w:val="22"/>
+        </w:rPr>
+        <w:t xml:space="preserve">Step 4 — symmetry: ⟨a,b⟩ = Σ aᵢbᵢ = Σ bᵢaᵢ = ⟨b,a⟩, because aᵢbᵢ = bᵢaᵢ for every i.</w:t>
+      </w:r>
+    </w:p>
+    <w:p>
+      <w:pPr>
+        <w:pStyle w:val="ListParagraph"/>
+        <w:numPr>
+          <w:ilvl w:val="0"/>
+          <w:numId w:val="2"/>
+        </w:numPr>
+        <w:spacing w:after="80"/>
+      </w:pPr>
+      <w:r>
+        <w:rPr>
+          <w:rFonts w:ascii="Calibri" w:cs="Calibri" w:eastAsia="Calibri" w:hAnsi="Calibri"/>
+          <w:sz w:val="22"/>
+          <w:szCs w:val="22"/>
+        </w:rPr>
+        <w:t xml:space="preserve">Step 5 — linearity: ⟨c₁a⁽¹⁾ + c₂a⁽²⁾, b⟩ = Σ (c₁a⁽¹⁾ᵢ + c₂a⁽²⁾ᵢ) bᵢ = c₁ Σ a⁽¹⁾ᵢ bᵢ + c₂ Σ a⁽²⁾ᵢ bᵢ = c₁⟨a⁽¹⁾,b⟩ + c₂⟨a⁽²⁾,b⟩. The (1) and (2) in parentheses are labels for two different vectors, not powers.</w:t>
+      </w:r>
+    </w:p>
+    <w:p>
+      <w:pPr>
+        <w:pStyle w:val="ListParagraph"/>
+        <w:numPr>
+          <w:ilvl w:val="0"/>
+          <w:numId w:val="2"/>
+        </w:numPr>
+        <w:spacing w:after="80"/>
+      </w:pPr>
+      <w:r>
+        <w:rPr>
+          <w:rFonts w:ascii="Calibri" w:cs="Calibri" w:eastAsia="Calibri" w:hAnsi="Calibri"/>
+          <w:sz w:val="22"/>
+          <w:szCs w:val="22"/>
+        </w:rPr>
+        <w:t xml:space="preserve">Step 6 — scaling: ‖ca‖² = Σ (c aᵢ)² = c² Σ aᵢ² = c²‖a‖². Take the square root: ‖ca‖ = |c|‖a‖ (|c|, because √(c²) = |c|). Example c = −2, a = (3,4)ᵀ: ca = (−6,−8)ᵀ, ‖ca‖² = 36 + 64 = 100, so ‖ca‖ = 10 = |−2|·5.</w:t>
+      </w:r>
+    </w:p>
+    <w:p>
+      <w:pPr>
+        <w:pStyle w:val="ListParagraph"/>
+        <w:numPr>
+          <w:ilvl w:val="0"/>
+          <w:numId w:val="2"/>
+        </w:numPr>
+        <w:spacing w:after="80"/>
+      </w:pPr>
+      <w:r>
+        <w:rPr>
+          <w:rFonts w:ascii="Calibri" w:cs="Calibri" w:eastAsia="Calibri" w:hAnsi="Calibri"/>
+          <w:sz w:val="22"/>
+          <w:szCs w:val="22"/>
+        </w:rPr>
+        <w:t xml:space="preserve">Common error: Writing ‖a‖ for the sum of squares: the norm is the square root. The projection formula later divides by ‖a‖², not ‖a‖.</w:t>
       </w:r>
     </w:p>
     <w:p>
@@ -382,61 +462,133 @@
           <w:sz w:val="22"/>
           <w:szCs w:val="22"/>
         </w:rPr>
-        <w:t xml:space="preserve">Given a = (2,−1,3)ᵀ, b = (4,2,−1)ᵀ. Let students call out each product.</w:t>
-      </w:r>
-    </w:p>
-    <w:p>
-      <w:pPr>
-        <w:pStyle w:val="ListParagraph"/>
-        <w:numPr>
-          <w:ilvl w:val="0"/>
-          <w:numId w:val="2"/>
-        </w:numPr>
-        <w:spacing w:after="80"/>
-      </w:pPr>
-      <w:r>
-        <w:rPr>
-          <w:rFonts w:ascii="Calibri" w:cs="Calibri" w:eastAsia="Calibri" w:hAnsi="Calibri"/>
-          <w:sz w:val="22"/>
-          <w:szCs w:val="22"/>
-        </w:rPr>
-        <w:t xml:space="preserve">⟨a,b⟩ = 2(4) + (−1)(2) + 3(−1) = 8 − 2 − 3 = 3. ‖a‖² = 4 + 1 + 9 = 14 so ‖a‖ = √14 ≈ 3.742; ‖b‖² = 16 + 4 + 1 = 21 so ‖b‖ = √21 ≈ 4.583.</w:t>
-      </w:r>
-    </w:p>
-    <w:p>
-      <w:pPr>
-        <w:pStyle w:val="ListParagraph"/>
-        <w:numPr>
-          <w:ilvl w:val="0"/>
-          <w:numId w:val="2"/>
-        </w:numPr>
-        <w:spacing w:after="80"/>
-      </w:pPr>
-      <w:r>
-        <w:rPr>
-          <w:rFonts w:ascii="Calibri" w:cs="Calibri" w:eastAsia="Calibri" w:hAnsi="Calibri"/>
-          <w:sz w:val="22"/>
-          <w:szCs w:val="22"/>
-        </w:rPr>
-        <w:t xml:space="preserve">Symmetry: ⟨b,a⟩ = 4(2) + 2(−1) + (−1)(3) = 3. Scaling with c = 3: 3a = (6,−3,9), ‖3a‖² = 36 + 9 + 81 = 126 = 9·14. Linearity: ⟨3a,b⟩ = 6(4) + (−3)(2) + 9(−1) = 24 − 6 − 9 = 9 = 3⟨a,b⟩.</w:t>
-      </w:r>
-    </w:p>
-    <w:p>
-      <w:pPr>
-        <w:pStyle w:val="ListParagraph"/>
-        <w:numPr>
-          <w:ilvl w:val="0"/>
-          <w:numId w:val="2"/>
-        </w:numPr>
-        <w:spacing w:after="80"/>
-      </w:pPr>
-      <w:r>
-        <w:rPr>
-          <w:rFonts w:ascii="Calibri" w:cs="Calibri" w:eastAsia="Calibri" w:hAnsi="Calibri"/>
-          <w:sz w:val="22"/>
-          <w:szCs w:val="22"/>
-        </w:rPr>
-        <w:t xml:space="preserve">These a and b are reused on slide 5 (angle 79.9°). Distance ‖a − b‖ is just the norm of the difference: a − b = (−2,−3,4), ‖a − b‖² = 4 + 9 + 16 = 29; this is said aloud but not on a slide.</w:t>
+        <w:t xml:space="preserve">Given a = (2, −1, 3)ᵀ and b = (4, 2, −1)ᵀ in ℝ³. Let students call out each product. About 4 minutes.</w:t>
+      </w:r>
+    </w:p>
+    <w:p>
+      <w:pPr>
+        <w:pStyle w:val="ListParagraph"/>
+        <w:numPr>
+          <w:ilvl w:val="0"/>
+          <w:numId w:val="2"/>
+        </w:numPr>
+        <w:spacing w:after="80"/>
+      </w:pPr>
+      <w:r>
+        <w:rPr>
+          <w:rFonts w:ascii="Calibri" w:cs="Calibri" w:eastAsia="Calibri" w:hAnsi="Calibri"/>
+          <w:sz w:val="22"/>
+          <w:szCs w:val="22"/>
+        </w:rPr>
+        <w:t xml:space="preserve">Step 1 — inner product, entry by entry: ⟨a,b⟩ = 2(4) + (−1)(2) + 3(−1) = 8 + (−2) + (−3) = 8 − 2 − 3 = 3.</w:t>
+      </w:r>
+    </w:p>
+    <w:p>
+      <w:pPr>
+        <w:pStyle w:val="ListParagraph"/>
+        <w:numPr>
+          <w:ilvl w:val="0"/>
+          <w:numId w:val="2"/>
+        </w:numPr>
+        <w:spacing w:after="80"/>
+      </w:pPr>
+      <w:r>
+        <w:rPr>
+          <w:rFonts w:ascii="Calibri" w:cs="Calibri" w:eastAsia="Calibri" w:hAnsi="Calibri"/>
+          <w:sz w:val="22"/>
+          <w:szCs w:val="22"/>
+        </w:rPr>
+        <w:t xml:space="preserve">Step 2 — squared norms (square each entry, add): ‖a‖² = 2² + (−1)² + 3² = 4 + 1 + 9 = 14, so ‖a‖ = √14 ≈ 3.742. ‖b‖² = 4² + 2² + (−1)² = 16 + 4 + 1 = 21, so ‖b‖ = √21 ≈ 4.583. Note (−1)² = +1: squares are never negative.</w:t>
+      </w:r>
+    </w:p>
+    <w:p>
+      <w:pPr>
+        <w:pStyle w:val="ListParagraph"/>
+        <w:numPr>
+          <w:ilvl w:val="0"/>
+          <w:numId w:val="2"/>
+        </w:numPr>
+        <w:spacing w:after="80"/>
+      </w:pPr>
+      <w:r>
+        <w:rPr>
+          <w:rFonts w:ascii="Calibri" w:cs="Calibri" w:eastAsia="Calibri" w:hAnsi="Calibri"/>
+          <w:sz w:val="22"/>
+          <w:szCs w:val="22"/>
+        </w:rPr>
+        <w:t xml:space="preserve">Step 3 — symmetry: ⟨b,a⟩ = 4(2) + 2(−1) + (−1)(3) = 8 − 2 − 3 = 3 = ⟨a,b⟩. ✓</w:t>
+      </w:r>
+    </w:p>
+    <w:p>
+      <w:pPr>
+        <w:pStyle w:val="ListParagraph"/>
+        <w:numPr>
+          <w:ilvl w:val="0"/>
+          <w:numId w:val="2"/>
+        </w:numPr>
+        <w:spacing w:after="80"/>
+      </w:pPr>
+      <w:r>
+        <w:rPr>
+          <w:rFonts w:ascii="Calibri" w:cs="Calibri" w:eastAsia="Calibri" w:hAnsi="Calibri"/>
+          <w:sz w:val="22"/>
+          <w:szCs w:val="22"/>
+        </w:rPr>
+        <w:t xml:space="preserve">Step 4 — scaling with c = 3: 3a = (6, −3, 9)ᵀ; ‖3a‖² = 36 + 9 + 81 = 126 = 9·14 = 3²‖a‖². ✓ So ‖3a‖ = 3‖a‖ = 11.225.</w:t>
+      </w:r>
+    </w:p>
+    <w:p>
+      <w:pPr>
+        <w:pStyle w:val="ListParagraph"/>
+        <w:numPr>
+          <w:ilvl w:val="0"/>
+          <w:numId w:val="2"/>
+        </w:numPr>
+        <w:spacing w:after="80"/>
+      </w:pPr>
+      <w:r>
+        <w:rPr>
+          <w:rFonts w:ascii="Calibri" w:cs="Calibri" w:eastAsia="Calibri" w:hAnsi="Calibri"/>
+          <w:sz w:val="22"/>
+          <w:szCs w:val="22"/>
+        </w:rPr>
+        <w:t xml:space="preserve">Step 5 — linearity: ⟨3a,b⟩ = 6(4) + (−3)(2) + 9(−1) = 24 − 6 − 9 = 9 = 3·3 = 3⟨a,b⟩. ✓</w:t>
+      </w:r>
+    </w:p>
+    <w:p>
+      <w:pPr>
+        <w:pStyle w:val="ListParagraph"/>
+        <w:numPr>
+          <w:ilvl w:val="0"/>
+          <w:numId w:val="2"/>
+        </w:numPr>
+        <w:spacing w:after="80"/>
+      </w:pPr>
+      <w:r>
+        <w:rPr>
+          <w:rFonts w:ascii="Calibri" w:cs="Calibri" w:eastAsia="Calibri" w:hAnsi="Calibri"/>
+          <w:sz w:val="22"/>
+          <w:szCs w:val="22"/>
+        </w:rPr>
+        <w:t xml:space="preserve">Distance (said aloud, not on a slide): a − b = (2−4, −1−2, 3−(−1)) = (−2, −3, 4); ‖a − b‖² = 4 + 9 + 16 = 29, ‖a − b‖ = 5.385.</w:t>
+      </w:r>
+    </w:p>
+    <w:p>
+      <w:pPr>
+        <w:pStyle w:val="ListParagraph"/>
+        <w:numPr>
+          <w:ilvl w:val="0"/>
+          <w:numId w:val="2"/>
+        </w:numPr>
+        <w:spacing w:after="80"/>
+      </w:pPr>
+      <w:r>
+        <w:rPr>
+          <w:rFonts w:ascii="Calibri" w:cs="Calibri" w:eastAsia="Calibri" w:hAnsi="Calibri"/>
+          <w:sz w:val="22"/>
+          <w:szCs w:val="22"/>
+        </w:rPr>
+        <w:t xml:space="preserve">These a and b are reused on slide 5 (angle 79.9°).</w:t>
       </w:r>
     </w:p>
     <w:p>
@@ -484,71 +636,187 @@
           <w:sz w:val="22"/>
           <w:szCs w:val="22"/>
         </w:rPr>
-        <w:t xml:space="preserve">Start from slide 7’s picture in words: b splits into λa plus a perpendicular remainder b − λa, with λ = ⟨a,b⟩/‖a‖². (If you prefer, teach slide 7 first and return here.) About 3 minutes.</w:t>
-      </w:r>
-    </w:p>
-    <w:p>
-      <w:pPr>
-        <w:pStyle w:val="ListParagraph"/>
-        <w:numPr>
-          <w:ilvl w:val="0"/>
-          <w:numId w:val="2"/>
-        </w:numPr>
-        <w:spacing w:after="80"/>
-      </w:pPr>
-      <w:r>
-        <w:rPr>
-          <w:rFonts w:ascii="Calibri" w:cs="Calibri" w:eastAsia="Calibri" w:hAnsi="Calibri"/>
-          <w:sz w:val="22"/>
-          <w:szCs w:val="22"/>
-        </w:rPr>
-        <w:t xml:space="preserve">Pythagoras: ‖b‖² = λ²‖a‖² + ‖b − λa‖² ≥ λ²‖a‖² = ⟨a,b⟩²/‖a‖². Multiply by ‖a‖² and take roots: |⟨a,b⟩| ≤ ‖a‖‖b‖. Dividing by ‖a‖‖b‖ gives |cosθ| ≤ 1, so arccos always exists.</w:t>
-      </w:r>
-    </w:p>
-    <w:p>
-      <w:pPr>
-        <w:pStyle w:val="ListParagraph"/>
-        <w:numPr>
-          <w:ilvl w:val="0"/>
-          <w:numId w:val="2"/>
-        </w:numPr>
-        <w:spacing w:after="80"/>
-      </w:pPr>
-      <w:r>
-        <w:rPr>
-          <w:rFonts w:ascii="Calibri" w:cs="Calibri" w:eastAsia="Calibri" w:hAnsi="Calibri"/>
-          <w:sz w:val="22"/>
-          <w:szCs w:val="22"/>
-        </w:rPr>
-        <w:t xml:space="preserve">Numbers for the slide-4 vectors: |3| ≤ √14·√21 = √294 ≈ 17.15, cosθ = 3/17.15 ≈ 0.175, θ ≈ 1.395 rad ≈ 79.9°.</w:t>
-      </w:r>
-    </w:p>
-    <w:p>
-      <w:pPr>
-        <w:pBdr>
-          <w:left w:val="single" w:color="7A1A1A" w:sz="18" w:space="8"/>
-        </w:pBdr>
-        <w:spacing w:after="140" w:before="100"/>
-        <w:ind w:left="360"/>
-      </w:pPr>
-      <w:r>
-        <w:rPr>
-          <w:rFonts w:ascii="Calibri" w:cs="Calibri" w:eastAsia="Calibri" w:hAnsi="Calibri"/>
-          <w:b/>
-          <w:bCs/>
-          <w:color w:val="7A1A1A"/>
-          <w:sz w:val="22"/>
-          <w:szCs w:val="22"/>
-        </w:rPr>
-        <w:t xml:space="preserve">Why it matters: </w:t>
-      </w:r>
-      <w:r>
-        <w:rPr>
-          <w:rFonts w:ascii="Calibri" w:cs="Calibri" w:eastAsia="Calibri" w:hAnsi="Calibri"/>
-          <w:sz w:val="22"/>
-          <w:szCs w:val="22"/>
-        </w:rPr>
-        <w:t xml:space="preserve">It is the reason “angle between two vectors” is always defined, and later it bounds correlations.</w:t>
+        <w:t xml:space="preserve">Question: is cosθ = ⟨a,b⟩/(‖a‖‖b‖) always a legal cosine, i.e. between −1 and 1? Answer from the projection picture of slide 7 (teach slide 7 first if you prefer). About 3 minutes.</w:t>
+      </w:r>
+    </w:p>
+    <w:p>
+      <w:pPr>
+        <w:pStyle w:val="ListParagraph"/>
+        <w:numPr>
+          <w:ilvl w:val="0"/>
+          <w:numId w:val="2"/>
+        </w:numPr>
+        <w:spacing w:after="80"/>
+      </w:pPr>
+      <w:r>
+        <w:rPr>
+          <w:rFonts w:ascii="Calibri" w:cs="Calibri" w:eastAsia="Calibri" w:hAnsi="Calibri"/>
+          <w:sz w:val="22"/>
+          <w:szCs w:val="22"/>
+        </w:rPr>
+        <w:t xml:space="preserve">Step 1 — take a ≠ 0 and let λ = ⟨a,b⟩/‖a‖² (a number). Write b = λa + (b − λa): a piece along a plus a remainder.</w:t>
+      </w:r>
+    </w:p>
+    <w:p>
+      <w:pPr>
+        <w:pStyle w:val="ListParagraph"/>
+        <w:numPr>
+          <w:ilvl w:val="0"/>
+          <w:numId w:val="2"/>
+        </w:numPr>
+        <w:spacing w:after="80"/>
+      </w:pPr>
+      <w:r>
+        <w:rPr>
+          <w:rFonts w:ascii="Calibri" w:cs="Calibri" w:eastAsia="Calibri" w:hAnsi="Calibri"/>
+          <w:sz w:val="22"/>
+          <w:szCs w:val="22"/>
+        </w:rPr>
+        <w:t xml:space="preserve">Step 2 — the pieces are perpendicular: ⟨λa, b − λa⟩ = λ(⟨a,b⟩ − λ⟨a,a⟩) = λ(⟨a,b⟩ − ⟨a,b⟩) = 0, since λ‖a‖² = ⟨a,b⟩ by the definition of λ.</w:t>
+      </w:r>
+    </w:p>
+    <w:p>
+      <w:pPr>
+        <w:pStyle w:val="ListParagraph"/>
+        <w:numPr>
+          <w:ilvl w:val="0"/>
+          <w:numId w:val="2"/>
+        </w:numPr>
+        <w:spacing w:after="80"/>
+      </w:pPr>
+      <w:r>
+        <w:rPr>
+          <w:rFonts w:ascii="Calibri" w:cs="Calibri" w:eastAsia="Calibri" w:hAnsi="Calibri"/>
+          <w:sz w:val="22"/>
+          <w:szCs w:val="22"/>
+        </w:rPr>
+        <w:t xml:space="preserve">Step 3 — Pythagoras (proved on slide 6) for perpendicular pieces: ‖b‖² = ‖λa‖² + ‖b − λa‖² = λ²‖a‖² + ‖b − λa‖².</w:t>
+      </w:r>
+    </w:p>
+    <w:p>
+      <w:pPr>
+        <w:pStyle w:val="ListParagraph"/>
+        <w:numPr>
+          <w:ilvl w:val="0"/>
+          <w:numId w:val="2"/>
+        </w:numPr>
+        <w:spacing w:after="80"/>
+      </w:pPr>
+      <w:r>
+        <w:rPr>
+          <w:rFonts w:ascii="Calibri" w:cs="Calibri" w:eastAsia="Calibri" w:hAnsi="Calibri"/>
+          <w:sz w:val="22"/>
+          <w:szCs w:val="22"/>
+        </w:rPr>
+        <w:t xml:space="preserve">Step 4 — the last term is a sum of squares, so it is ≥ 0. Drop it: ‖b‖² ≥ λ²‖a‖².</w:t>
+      </w:r>
+    </w:p>
+    <w:p>
+      <w:pPr>
+        <w:pStyle w:val="ListParagraph"/>
+        <w:numPr>
+          <w:ilvl w:val="0"/>
+          <w:numId w:val="2"/>
+        </w:numPr>
+        <w:spacing w:after="80"/>
+      </w:pPr>
+      <w:r>
+        <w:rPr>
+          <w:rFonts w:ascii="Calibri" w:cs="Calibri" w:eastAsia="Calibri" w:hAnsi="Calibri"/>
+          <w:sz w:val="22"/>
+          <w:szCs w:val="22"/>
+        </w:rPr>
+        <w:t xml:space="preserve">Step 5 — substitute λ: λ²‖a‖² = (⟨a,b⟩²/‖a‖⁴)·‖a‖² = ⟨a,b⟩²/‖a‖². So ‖b‖² ≥ ⟨a,b⟩²/‖a‖².</w:t>
+      </w:r>
+    </w:p>
+    <w:p>
+      <w:pPr>
+        <w:pStyle w:val="ListParagraph"/>
+        <w:numPr>
+          <w:ilvl w:val="0"/>
+          <w:numId w:val="2"/>
+        </w:numPr>
+        <w:spacing w:after="80"/>
+      </w:pPr>
+      <w:r>
+        <w:rPr>
+          <w:rFonts w:ascii="Calibri" w:cs="Calibri" w:eastAsia="Calibri" w:hAnsi="Calibri"/>
+          <w:sz w:val="22"/>
+          <w:szCs w:val="22"/>
+        </w:rPr>
+        <w:t xml:space="preserve">Step 6 — multiply by ‖a‖² (positive): ‖a‖²‖b‖² ≥ ⟨a,b⟩². Take square roots: ‖a‖‖b‖ ≥ |⟨a,b⟩|. This is Cauchy–Schwarz.</w:t>
+      </w:r>
+    </w:p>
+    <w:p>
+      <w:pPr>
+        <w:pStyle w:val="ListParagraph"/>
+        <w:numPr>
+          <w:ilvl w:val="0"/>
+          <w:numId w:val="2"/>
+        </w:numPr>
+        <w:spacing w:after="80"/>
+      </w:pPr>
+      <w:r>
+        <w:rPr>
+          <w:rFonts w:ascii="Calibri" w:cs="Calibri" w:eastAsia="Calibri" w:hAnsi="Calibri"/>
+          <w:sz w:val="22"/>
+          <w:szCs w:val="22"/>
+        </w:rPr>
+        <w:t xml:space="preserve">Step 7 — divide by ‖a‖‖b‖: |⟨a,b⟩|/(‖a‖‖b‖) ≤ 1, i.e. |cosθ| ≤ 1, so θ = arccos(·) always exists. (arccos is the inverse of cos, with answer in [0, π].)</w:t>
+      </w:r>
+    </w:p>
+    <w:p>
+      <w:pPr>
+        <w:pStyle w:val="ListParagraph"/>
+        <w:numPr>
+          <w:ilvl w:val="0"/>
+          <w:numId w:val="2"/>
+        </w:numPr>
+        <w:spacing w:after="80"/>
+      </w:pPr>
+      <w:r>
+        <w:rPr>
+          <w:rFonts w:ascii="Calibri" w:cs="Calibri" w:eastAsia="Calibri" w:hAnsi="Calibri"/>
+          <w:sz w:val="22"/>
+          <w:szCs w:val="22"/>
+        </w:rPr>
+        <w:t xml:space="preserve">Numbers for the slide-4 vectors: λ = 3/14 = 0.2143; λ²‖a‖² = 9/14 = 0.643 ≤ ‖b‖² = 21, and the dropped term is ‖b − λa‖² = 21 − 0.643 = 20.357 ≥ 0. ✓</w:t>
+      </w:r>
+    </w:p>
+    <w:p>
+      <w:pPr>
+        <w:pStyle w:val="ListParagraph"/>
+        <w:numPr>
+          <w:ilvl w:val="0"/>
+          <w:numId w:val="2"/>
+        </w:numPr>
+        <w:spacing w:after="80"/>
+      </w:pPr>
+      <w:r>
+        <w:rPr>
+          <w:rFonts w:ascii="Calibri" w:cs="Calibri" w:eastAsia="Calibri" w:hAnsi="Calibri"/>
+          <w:sz w:val="22"/>
+          <w:szCs w:val="22"/>
+        </w:rPr>
+        <w:t xml:space="preserve">|⟨a,b⟩| = 3 ≤ √14·√21 = √294 = 17.146. cosθ = 3/17.146 = 0.1750. θ = arccos(0.1750) = 1.3949 rad; × 180/π (= 57.296) = 79.92° ≈ 79.9°. Nearly perpendicular, as the small inner product suggests.</w:t>
+      </w:r>
+    </w:p>
+    <w:p>
+      <w:pPr>
+        <w:pStyle w:val="ListParagraph"/>
+        <w:numPr>
+          <w:ilvl w:val="0"/>
+          <w:numId w:val="2"/>
+        </w:numPr>
+        <w:spacing w:after="80"/>
+      </w:pPr>
+      <w:r>
+        <w:rPr>
+          <w:rFonts w:ascii="Calibri" w:cs="Calibri" w:eastAsia="Calibri" w:hAnsi="Calibri"/>
+          <w:sz w:val="22"/>
+          <w:szCs w:val="22"/>
+        </w:rPr>
+        <w:t xml:space="preserve">Why it matters: It is the reason “angle between two vectors” is always defined, and later it bounds correlations.</w:t>
       </w:r>
     </w:p>
     <w:p>
@@ -596,43 +864,151 @@
           <w:sz w:val="22"/>
           <w:szCs w:val="22"/>
         </w:rPr>
-        <w:t xml:space="preserve">a ⊥ b ⇔ ⟨a,b⟩ = 0. About 3 minutes.</w:t>
-      </w:r>
-    </w:p>
-    <w:p>
-      <w:pPr>
-        <w:pStyle w:val="ListParagraph"/>
-        <w:numPr>
-          <w:ilvl w:val="0"/>
-          <w:numId w:val="2"/>
-        </w:numPr>
-        <w:spacing w:after="80"/>
-      </w:pPr>
-      <w:r>
-        <w:rPr>
-          <w:rFonts w:ascii="Calibri" w:cs="Calibri" w:eastAsia="Calibri" w:hAnsi="Calibri"/>
-          <w:sz w:val="22"/>
-          <w:szCs w:val="22"/>
-        </w:rPr>
-        <w:t xml:space="preserve">Pythagoras proof (on the slide): ‖a+b‖² = ⟨a+b,a+b⟩ = ‖a‖² + 2⟨a,b⟩ + ‖b‖², using linearity in each slot and ⟨b,a⟩ = ⟨a,b⟩. If a ⊥ b the cross term vanishes, so ‖a+b‖² = ‖a‖² + ‖b‖².</w:t>
-      </w:r>
-    </w:p>
-    <w:p>
-      <w:pPr>
-        <w:pStyle w:val="ListParagraph"/>
-        <w:numPr>
-          <w:ilvl w:val="0"/>
-          <w:numId w:val="2"/>
-        </w:numPr>
-        <w:spacing w:after="80"/>
-      </w:pPr>
-      <w:r>
-        <w:rPr>
-          <w:rFonts w:ascii="Calibri" w:cs="Calibri" w:eastAsia="Calibri" w:hAnsi="Calibri"/>
-          <w:sz w:val="22"/>
-          <w:szCs w:val="22"/>
-        </w:rPr>
-        <w:t xml:space="preserve">Angle: cosθ = ⟨a,b⟩/(‖a‖‖b‖) with θ ∈ [0,π]. Consistency: cosθ = 0 exactly when θ = π/2, matching “perpendicular”. The next slide derives the formula.</w:t>
+        <w:t xml:space="preserve">Two facts: perpendicular means ⟨a,b⟩ = 0, and otherwise ⟨a,b⟩ gives the angle. About 3 minutes.</w:t>
+      </w:r>
+    </w:p>
+    <w:p>
+      <w:pPr>
+        <w:pStyle w:val="ListParagraph"/>
+        <w:numPr>
+          <w:ilvl w:val="0"/>
+          <w:numId w:val="2"/>
+        </w:numPr>
+        <w:spacing w:after="80"/>
+      </w:pPr>
+      <w:r>
+        <w:rPr>
+          <w:rFonts w:ascii="Calibri" w:cs="Calibri" w:eastAsia="Calibri" w:hAnsi="Calibri"/>
+          <w:sz w:val="22"/>
+          <w:szCs w:val="22"/>
+        </w:rPr>
+        <w:t xml:space="preserve">Step 1 — definition: a ⊥ b (read “a is perpendicular to b”) means ⟨a,b⟩ = 0. Example: a = (1,2), b = (2,−1): ⟨a,b⟩ = 2 − 2 = 0, and the arrows are at a right angle.</w:t>
+      </w:r>
+    </w:p>
+    <w:p>
+      <w:pPr>
+        <w:pStyle w:val="ListParagraph"/>
+        <w:numPr>
+          <w:ilvl w:val="0"/>
+          <w:numId w:val="2"/>
+        </w:numPr>
+        <w:spacing w:after="80"/>
+      </w:pPr>
+      <w:r>
+        <w:rPr>
+          <w:rFonts w:ascii="Calibri" w:cs="Calibri" w:eastAsia="Calibri" w:hAnsi="Calibri"/>
+          <w:sz w:val="22"/>
+          <w:szCs w:val="22"/>
+        </w:rPr>
+        <w:t xml:space="preserve">Step 2 — Pythagoras, line by line. ‖a+b‖² = ⟨a+b, a+b⟩ (definition of the squared norm).</w:t>
+      </w:r>
+    </w:p>
+    <w:p>
+      <w:pPr>
+        <w:pStyle w:val="ListParagraph"/>
+        <w:numPr>
+          <w:ilvl w:val="0"/>
+          <w:numId w:val="2"/>
+        </w:numPr>
+        <w:spacing w:after="80"/>
+      </w:pPr>
+      <w:r>
+        <w:rPr>
+          <w:rFonts w:ascii="Calibri" w:cs="Calibri" w:eastAsia="Calibri" w:hAnsi="Calibri"/>
+          <w:sz w:val="22"/>
+          <w:szCs w:val="22"/>
+        </w:rPr>
+        <w:t xml:space="preserve">Step 3 — expand using linearity in each slot: ⟨a+b, a+b⟩ = ⟨a,a⟩ + ⟨a,b⟩ + ⟨b,a⟩ + ⟨b,b⟩.</w:t>
+      </w:r>
+    </w:p>
+    <w:p>
+      <w:pPr>
+        <w:pStyle w:val="ListParagraph"/>
+        <w:numPr>
+          <w:ilvl w:val="0"/>
+          <w:numId w:val="2"/>
+        </w:numPr>
+        <w:spacing w:after="80"/>
+      </w:pPr>
+      <w:r>
+        <w:rPr>
+          <w:rFonts w:ascii="Calibri" w:cs="Calibri" w:eastAsia="Calibri" w:hAnsi="Calibri"/>
+          <w:sz w:val="22"/>
+          <w:szCs w:val="22"/>
+        </w:rPr>
+        <w:t xml:space="preserve">Step 4 — use symmetry ⟨b,a⟩ = ⟨a,b⟩ to merge the middle terms: = ‖a‖² + 2⟨a,b⟩ + ‖b‖².</w:t>
+      </w:r>
+    </w:p>
+    <w:p>
+      <w:pPr>
+        <w:pStyle w:val="ListParagraph"/>
+        <w:numPr>
+          <w:ilvl w:val="0"/>
+          <w:numId w:val="2"/>
+        </w:numPr>
+        <w:spacing w:after="80"/>
+      </w:pPr>
+      <w:r>
+        <w:rPr>
+          <w:rFonts w:ascii="Calibri" w:cs="Calibri" w:eastAsia="Calibri" w:hAnsi="Calibri"/>
+          <w:sz w:val="22"/>
+          <w:szCs w:val="22"/>
+        </w:rPr>
+        <w:t xml:space="preserve">Step 5 — if a ⊥ b the middle term 2⟨a,b⟩ = 0, so ‖a+b‖² = ‖a‖² + ‖b‖². (The “law of cosines” with the cos-term equal to 0.)</w:t>
+      </w:r>
+    </w:p>
+    <w:p>
+      <w:pPr>
+        <w:pStyle w:val="ListParagraph"/>
+        <w:numPr>
+          <w:ilvl w:val="0"/>
+          <w:numId w:val="2"/>
+        </w:numPr>
+        <w:spacing w:after="80"/>
+      </w:pPr>
+      <w:r>
+        <w:rPr>
+          <w:rFonts w:ascii="Calibri" w:cs="Calibri" w:eastAsia="Calibri" w:hAnsi="Calibri"/>
+          <w:sz w:val="22"/>
+          <w:szCs w:val="22"/>
+        </w:rPr>
+        <w:t xml:space="preserve">Numeric check of the expansion with slide 4: a + b = (6,1,2)ᵀ, ‖a+b‖² = 36 + 1 + 4 = 41; ‖a‖² + 2⟨a,b⟩ + ‖b‖² = 14 + 2(3) + 21 = 41. ✓ For the perpendicular pair (1,2), (2,−1): a + b = (3,1), ‖a+b‖² = 9 + 1 = 10 = 5 + 5. ✓</w:t>
+      </w:r>
+    </w:p>
+    <w:p>
+      <w:pPr>
+        <w:pStyle w:val="ListParagraph"/>
+        <w:numPr>
+          <w:ilvl w:val="0"/>
+          <w:numId w:val="2"/>
+        </w:numPr>
+        <w:spacing w:after="80"/>
+      </w:pPr>
+      <w:r>
+        <w:rPr>
+          <w:rFonts w:ascii="Calibri" w:cs="Calibri" w:eastAsia="Calibri" w:hAnsi="Calibri"/>
+          <w:sz w:val="22"/>
+          <w:szCs w:val="22"/>
+        </w:rPr>
+        <w:t xml:space="preserve">Step 6 — angle: cosθ = ⟨a,b⟩/(‖a‖‖b‖), θ ∈ [0,π]; θ is the angle between the two arrows drawn from the same point. The formula is derived on the next slide.</w:t>
+      </w:r>
+    </w:p>
+    <w:p>
+      <w:pPr>
+        <w:pStyle w:val="ListParagraph"/>
+        <w:numPr>
+          <w:ilvl w:val="0"/>
+          <w:numId w:val="2"/>
+        </w:numPr>
+        <w:spacing w:after="80"/>
+      </w:pPr>
+      <w:r>
+        <w:rPr>
+          <w:rFonts w:ascii="Calibri" w:cs="Calibri" w:eastAsia="Calibri" w:hAnsi="Calibri"/>
+          <w:sz w:val="22"/>
+          <w:szCs w:val="22"/>
+        </w:rPr>
+        <w:t xml:space="preserve">Step 7 — consistency: cosθ = 0 exactly when θ = π/2 (90°), which agrees with ⟨a,b⟩ = 0 meaning perpendicular. Sign rule: ⟨a,b⟩ &gt; 0 ⇒ acute, &lt; 0 ⇒ obtuse.</w:t>
       </w:r>
     </w:p>
     <w:p>
@@ -680,43 +1056,133 @@
           <w:sz w:val="22"/>
           <w:szCs w:val="22"/>
         </w:rPr>
-        <w:t xml:space="preserve">Goal: find λa so that b − λa is perpendicular to a. Derivation: ⟨b − λa, a⟩ = 0 ⇒ ⟨b,a⟩ − λ⟨a,a⟩ = 0 ⇒ λ = ⟨a,b⟩/‖a‖². λ is a scalar. About 3 minutes.</w:t>
-      </w:r>
-    </w:p>
-    <w:p>
-      <w:pPr>
-        <w:pStyle w:val="ListParagraph"/>
-        <w:numPr>
-          <w:ilvl w:val="0"/>
-          <w:numId w:val="2"/>
-        </w:numPr>
-        <w:spacing w:after="80"/>
-      </w:pPr>
-      <w:r>
-        <w:rPr>
-          <w:rFonts w:ascii="Calibri" w:cs="Calibri" w:eastAsia="Calibri" w:hAnsi="Calibri"/>
-          <w:sz w:val="22"/>
-          <w:szCs w:val="22"/>
-        </w:rPr>
-        <w:t xml:space="preserve">Angle formula from the picture: the shadow has length ‖b‖cosθ (right triangle) and also λ‖a‖ = ⟨a,b⟩/‖a‖. Equate, divide by ‖b‖: cosθ = ⟨a,b⟩/(‖a‖‖b‖).</w:t>
-      </w:r>
-    </w:p>
-    <w:p>
-      <w:pPr>
-        <w:pStyle w:val="ListParagraph"/>
-        <w:numPr>
-          <w:ilvl w:val="0"/>
-          <w:numId w:val="2"/>
-        </w:numPr>
-        <w:spacing w:after="80"/>
-      </w:pPr>
-      <w:r>
-        <w:rPr>
-          <w:rFonts w:ascii="Calibri" w:cs="Calibri" w:eastAsia="Calibri" w:hAnsi="Calibri"/>
-          <w:sz w:val="22"/>
-          <w:szCs w:val="22"/>
-        </w:rPr>
-        <w:t xml:space="preserve">Point at the SVG: dashed line is the perpendicular, blue segment is λa, θ is the angle between a and b.</w:t>
+        <w:t xml:space="preserve">Goal: write b = λa + (leftover), with the leftover perpendicular to a. λa is the shadow of b on the line through a. About 3 minutes. Draw a and b from the origin, drop a perpendicular from the tip of b onto the line of a.</w:t>
+      </w:r>
+    </w:p>
+    <w:p>
+      <w:pPr>
+        <w:pStyle w:val="ListParagraph"/>
+        <w:numPr>
+          <w:ilvl w:val="0"/>
+          <w:numId w:val="2"/>
+        </w:numPr>
+        <w:spacing w:after="80"/>
+      </w:pPr>
+      <w:r>
+        <w:rPr>
+          <w:rFonts w:ascii="Calibri" w:cs="Calibri" w:eastAsia="Calibri" w:hAnsi="Calibri"/>
+          <w:sz w:val="22"/>
+          <w:szCs w:val="22"/>
+        </w:rPr>
+        <w:t xml:space="preserve">Step 1 — the condition: b − λa ⊥ a, i.e. ⟨b − λa, a⟩ = 0.</w:t>
+      </w:r>
+    </w:p>
+    <w:p>
+      <w:pPr>
+        <w:pStyle w:val="ListParagraph"/>
+        <w:numPr>
+          <w:ilvl w:val="0"/>
+          <w:numId w:val="2"/>
+        </w:numPr>
+        <w:spacing w:after="80"/>
+      </w:pPr>
+      <w:r>
+        <w:rPr>
+          <w:rFonts w:ascii="Calibri" w:cs="Calibri" w:eastAsia="Calibri" w:hAnsi="Calibri"/>
+          <w:sz w:val="22"/>
+          <w:szCs w:val="22"/>
+        </w:rPr>
+        <w:t xml:space="preserve">Step 2 — expand by linearity in the first slot: ⟨b,a⟩ − λ⟨a,a⟩ = 0.</w:t>
+      </w:r>
+    </w:p>
+    <w:p>
+      <w:pPr>
+        <w:pStyle w:val="ListParagraph"/>
+        <w:numPr>
+          <w:ilvl w:val="0"/>
+          <w:numId w:val="2"/>
+        </w:numPr>
+        <w:spacing w:after="80"/>
+      </w:pPr>
+      <w:r>
+        <w:rPr>
+          <w:rFonts w:ascii="Calibri" w:cs="Calibri" w:eastAsia="Calibri" w:hAnsi="Calibri"/>
+          <w:sz w:val="22"/>
+          <w:szCs w:val="22"/>
+        </w:rPr>
+        <w:t xml:space="preserve">Step 3 — solve for the scalar λ: λ⟨a,a⟩ = ⟨b,a⟩, so λ = ⟨b,a⟩/⟨a,a⟩ = ⟨a,b⟩/‖a‖² (symmetry, and ⟨a,a⟩ = ‖a‖²). λ is a number, and the projection is b̂ = λa.</w:t>
+      </w:r>
+    </w:p>
+    <w:p>
+      <w:pPr>
+        <w:pStyle w:val="ListParagraph"/>
+        <w:numPr>
+          <w:ilvl w:val="0"/>
+          <w:numId w:val="2"/>
+        </w:numPr>
+        <w:spacing w:after="80"/>
+      </w:pPr>
+      <w:r>
+        <w:rPr>
+          <w:rFonts w:ascii="Calibri" w:cs="Calibri" w:eastAsia="Calibri" w:hAnsi="Calibri"/>
+          <w:sz w:val="22"/>
+          <w:szCs w:val="22"/>
+        </w:rPr>
+        <w:t xml:space="preserve">Step 4 — length of the shadow, first way (right triangle with hypotenuse ‖b‖ and angle θ at the origin): ‖b‖ cosθ.</w:t>
+      </w:r>
+    </w:p>
+    <w:p>
+      <w:pPr>
+        <w:pStyle w:val="ListParagraph"/>
+        <w:numPr>
+          <w:ilvl w:val="0"/>
+          <w:numId w:val="2"/>
+        </w:numPr>
+        <w:spacing w:after="80"/>
+      </w:pPr>
+      <w:r>
+        <w:rPr>
+          <w:rFonts w:ascii="Calibri" w:cs="Calibri" w:eastAsia="Calibri" w:hAnsi="Calibri"/>
+          <w:sz w:val="22"/>
+          <w:szCs w:val="22"/>
+        </w:rPr>
+        <w:t xml:space="preserve">Step 5 — second way: ‖λa‖ = |λ|‖a‖ = (⟨a,b⟩/‖a‖²)‖a‖ = ⟨a,b⟩/‖a‖ (for λ &gt; 0).</w:t>
+      </w:r>
+    </w:p>
+    <w:p>
+      <w:pPr>
+        <w:pStyle w:val="ListParagraph"/>
+        <w:numPr>
+          <w:ilvl w:val="0"/>
+          <w:numId w:val="2"/>
+        </w:numPr>
+        <w:spacing w:after="80"/>
+      </w:pPr>
+      <w:r>
+        <w:rPr>
+          <w:rFonts w:ascii="Calibri" w:cs="Calibri" w:eastAsia="Calibri" w:hAnsi="Calibri"/>
+          <w:sz w:val="22"/>
+          <w:szCs w:val="22"/>
+        </w:rPr>
+        <w:t xml:space="preserve">Step 6 — equate: ‖b‖ cosθ = ⟨a,b⟩/‖a‖; divide by ‖b‖: cosθ = ⟨a,b⟩/(‖a‖‖b‖). That is the angle formula of slide 6.</w:t>
+      </w:r>
+    </w:p>
+    <w:p>
+      <w:pPr>
+        <w:pStyle w:val="ListParagraph"/>
+        <w:numPr>
+          <w:ilvl w:val="0"/>
+          <w:numId w:val="2"/>
+        </w:numPr>
+        <w:spacing w:after="80"/>
+      </w:pPr>
+      <w:r>
+        <w:rPr>
+          <w:rFonts w:ascii="Calibri" w:cs="Calibri" w:eastAsia="Calibri" w:hAnsi="Calibri"/>
+          <w:sz w:val="22"/>
+          <w:szCs w:val="22"/>
+        </w:rPr>
+        <w:t xml:space="preserve">Point at the SVG: dashed line is the perpendicular, blue segment is λa, θ is the angle between a and b. Numbers follow on slide 8.</w:t>
       </w:r>
     </w:p>
     <w:p>
@@ -764,53 +1230,97 @@
           <w:sz w:val="22"/>
           <w:szCs w:val="22"/>
         </w:rPr>
-        <w:t xml:space="preserve">Notebook figure (Lecture 10 notebook, projection/angle cell), vectors a = (3,1) and b = (1,2.5). About 2 minutes.</w:t>
-      </w:r>
-    </w:p>
-    <w:p>
-      <w:pPr>
-        <w:pStyle w:val="ListParagraph"/>
-        <w:numPr>
-          <w:ilvl w:val="0"/>
-          <w:numId w:val="2"/>
-        </w:numPr>
-        <w:spacing w:after="80"/>
-      </w:pPr>
-      <w:r>
-        <w:rPr>
-          <w:rFonts w:ascii="Calibri" w:cs="Calibri" w:eastAsia="Calibri" w:hAnsi="Calibri"/>
-          <w:sz w:val="22"/>
-          <w:szCs w:val="22"/>
-        </w:rPr>
-        <w:t xml:space="preserve">Left panel: green arrow is the projection with λ = (3 + 2.5)/10 = 0.55; the dashed orange segment is b − λa and visibly meets a at a right angle. Right panel: θ = 49.8°, since cosθ = 5.5/(√10·√7.25) ≈ 0.646.</w:t>
-      </w:r>
-    </w:p>
-    <w:p>
-      <w:pPr>
-        <w:pBdr>
-          <w:left w:val="single" w:color="7A1A1A" w:sz="18" w:space="8"/>
-        </w:pBdr>
-        <w:spacing w:after="140" w:before="100"/>
-        <w:ind w:left="360"/>
-      </w:pPr>
-      <w:r>
-        <w:rPr>
-          <w:rFonts w:ascii="Calibri" w:cs="Calibri" w:eastAsia="Calibri" w:hAnsi="Calibri"/>
-          <w:b/>
-          <w:bCs/>
-          <w:color w:val="7A1A1A"/>
-          <w:sz w:val="22"/>
-          <w:szCs w:val="22"/>
-        </w:rPr>
-        <w:t xml:space="preserve">Pitfall: </w:t>
-      </w:r>
-      <w:r>
-        <w:rPr>
-          <w:rFonts w:ascii="Calibri" w:cs="Calibri" w:eastAsia="Calibri" w:hAnsi="Calibri"/>
-          <w:sz w:val="22"/>
-          <w:szCs w:val="22"/>
-        </w:rPr>
-        <w:t xml:space="preserve">The plot’s axes are labelled “Real/Imaginary” although the vectors are real; tell students to read them as the two coordinates x₁, x₂.</w:t>
+        <w:t xml:space="preserve">Notebook figure (Lecture 10 notebook, projection/angle cell), a = (3,1), b = (1,2.5). About 2 minutes. Compute with the class, then point.</w:t>
+      </w:r>
+    </w:p>
+    <w:p>
+      <w:pPr>
+        <w:pStyle w:val="ListParagraph"/>
+        <w:numPr>
+          <w:ilvl w:val="0"/>
+          <w:numId w:val="2"/>
+        </w:numPr>
+        <w:spacing w:after="80"/>
+      </w:pPr>
+      <w:r>
+        <w:rPr>
+          <w:rFonts w:ascii="Calibri" w:cs="Calibri" w:eastAsia="Calibri" w:hAnsi="Calibri"/>
+          <w:sz w:val="22"/>
+          <w:szCs w:val="22"/>
+        </w:rPr>
+        <w:t xml:space="preserve">Step 1 — ⟨a,b⟩ = 3(1) + 1(2.5) = 3 + 2.5 = 5.5; ‖a‖² = 9 + 1 = 10; λ = 5.5/10 = 0.55.</w:t>
+      </w:r>
+    </w:p>
+    <w:p>
+      <w:pPr>
+        <w:pStyle w:val="ListParagraph"/>
+        <w:numPr>
+          <w:ilvl w:val="0"/>
+          <w:numId w:val="2"/>
+        </w:numPr>
+        <w:spacing w:after="80"/>
+      </w:pPr>
+      <w:r>
+        <w:rPr>
+          <w:rFonts w:ascii="Calibri" w:cs="Calibri" w:eastAsia="Calibri" w:hAnsi="Calibri"/>
+          <w:sz w:val="22"/>
+          <w:szCs w:val="22"/>
+        </w:rPr>
+        <w:t xml:space="preserve">Step 2 — projection b̂ = 0.55(3,1) = (1.65, 0.55) (green arrow). Residual b − b̂ = (1 − 1.65, 2.5 − 0.55) = (−0.65, 1.95) (dashed orange).</w:t>
+      </w:r>
+    </w:p>
+    <w:p>
+      <w:pPr>
+        <w:pStyle w:val="ListParagraph"/>
+        <w:numPr>
+          <w:ilvl w:val="0"/>
+          <w:numId w:val="2"/>
+        </w:numPr>
+        <w:spacing w:after="80"/>
+      </w:pPr>
+      <w:r>
+        <w:rPr>
+          <w:rFonts w:ascii="Calibri" w:cs="Calibri" w:eastAsia="Calibri" w:hAnsi="Calibri"/>
+          <w:sz w:val="22"/>
+          <w:szCs w:val="22"/>
+        </w:rPr>
+        <w:t xml:space="preserve">Step 3 — check perpendicular: ⟨a, b − b̂⟩ = 3(−0.65) + 1(1.95) = −1.95 + 1.95 = 0. ✓ This is the right angle you see in the left panel.</w:t>
+      </w:r>
+    </w:p>
+    <w:p>
+      <w:pPr>
+        <w:pStyle w:val="ListParagraph"/>
+        <w:numPr>
+          <w:ilvl w:val="0"/>
+          <w:numId w:val="2"/>
+        </w:numPr>
+        <w:spacing w:after="80"/>
+      </w:pPr>
+      <w:r>
+        <w:rPr>
+          <w:rFonts w:ascii="Calibri" w:cs="Calibri" w:eastAsia="Calibri" w:hAnsi="Calibri"/>
+          <w:sz w:val="22"/>
+          <w:szCs w:val="22"/>
+        </w:rPr>
+        <w:t xml:space="preserve">Step 4 — angle (right panel): ‖b‖² = 1 + 6.25 = 7.25, ‖b‖ = 2.693, ‖a‖ = √10 = 3.162; cosθ = 5.5/(3.162 × 2.693) = 5.5/8.515 = 0.6459; θ = arccos(0.6459) = 0.8685 rad = 49.76° ≈ 49.8°.</w:t>
+      </w:r>
+    </w:p>
+    <w:p>
+      <w:pPr>
+        <w:pStyle w:val="ListParagraph"/>
+        <w:numPr>
+          <w:ilvl w:val="0"/>
+          <w:numId w:val="2"/>
+        </w:numPr>
+        <w:spacing w:after="80"/>
+      </w:pPr>
+      <w:r>
+        <w:rPr>
+          <w:rFonts w:ascii="Calibri" w:cs="Calibri" w:eastAsia="Calibri" w:hAnsi="Calibri"/>
+          <w:sz w:val="22"/>
+          <w:szCs w:val="22"/>
+        </w:rPr>
+        <w:t xml:space="preserve">Pitfall: The plot’s axes are labelled “Real/Imaginary” although the vectors are real; tell students to read them as the two coordinates x₁, x₂.</w:t>
       </w:r>
     </w:p>
     <w:p>
@@ -876,25 +1386,61 @@
           <w:sz w:val="22"/>
           <w:szCs w:val="22"/>
         </w:rPr>
-        <w:t xml:space="preserve">Generated figure (not in the notebook): the same a = (3,1) with three choices of b. About 2 minutes.</w:t>
-      </w:r>
-    </w:p>
-    <w:p>
-      <w:pPr>
-        <w:pStyle w:val="ListParagraph"/>
-        <w:numPr>
-          <w:ilvl w:val="0"/>
-          <w:numId w:val="2"/>
-        </w:numPr>
-        <w:spacing w:after="80"/>
-      </w:pPr>
-      <w:r>
-        <w:rPr>
-          <w:rFonts w:ascii="Calibri" w:cs="Calibri" w:eastAsia="Calibri" w:hAnsi="Calibri"/>
-          <w:sz w:val="22"/>
-          <w:szCs w:val="22"/>
-        </w:rPr>
-        <w:t xml:space="preserve">Left: b = (1,2.5), ⟨a,b⟩ = 5.5, θ = 49.8° (acute). Middle: b = (−1,3), ⟨a,b⟩ = 3(−1) + 1(3) = 0, θ = 90°. Right: b = (−2.5,0.5), ⟨a,b⟩ = −7.5 + 0.5 = −7, θ ≈ 150.3° (obtuse).</w:t>
+        <w:t xml:space="preserve">Generated figure, not in the notebook: the same a = (3,1) with three choices of b. About 2 minutes. Fill in this table with the class.</w:t>
+      </w:r>
+    </w:p>
+    <w:p>
+      <w:pPr>
+        <w:pStyle w:val="ListParagraph"/>
+        <w:numPr>
+          <w:ilvl w:val="0"/>
+          <w:numId w:val="2"/>
+        </w:numPr>
+        <w:spacing w:after="80"/>
+      </w:pPr>
+      <w:r>
+        <w:rPr>
+          <w:rFonts w:ascii="Calibri" w:cs="Calibri" w:eastAsia="Calibri" w:hAnsi="Calibri"/>
+          <w:sz w:val="22"/>
+          <w:szCs w:val="22"/>
+        </w:rPr>
+        <w:t xml:space="preserve">Left: b = (1,2.5): ⟨a,b⟩ = 3(1) + 1(2.5) = 5.5 &gt; 0; ‖b‖ = 2.693; cosθ = 0.646; θ = 49.8°, acute.</w:t>
+      </w:r>
+    </w:p>
+    <w:p>
+      <w:pPr>
+        <w:pStyle w:val="ListParagraph"/>
+        <w:numPr>
+          <w:ilvl w:val="0"/>
+          <w:numId w:val="2"/>
+        </w:numPr>
+        <w:spacing w:after="80"/>
+      </w:pPr>
+      <w:r>
+        <w:rPr>
+          <w:rFonts w:ascii="Calibri" w:cs="Calibri" w:eastAsia="Calibri" w:hAnsi="Calibri"/>
+          <w:sz w:val="22"/>
+          <w:szCs w:val="22"/>
+        </w:rPr>
+        <w:t xml:space="preserve">Middle: b = (−1,3): ⟨a,b⟩ = 3(−1) + 1(3) = −3 + 3 = 0; cosθ = 0; θ = 90°, so b ⊥ a.</w:t>
+      </w:r>
+    </w:p>
+    <w:p>
+      <w:pPr>
+        <w:pStyle w:val="ListParagraph"/>
+        <w:numPr>
+          <w:ilvl w:val="0"/>
+          <w:numId w:val="2"/>
+        </w:numPr>
+        <w:spacing w:after="80"/>
+      </w:pPr>
+      <w:r>
+        <w:rPr>
+          <w:rFonts w:ascii="Calibri" w:cs="Calibri" w:eastAsia="Calibri" w:hAnsi="Calibri"/>
+          <w:sz w:val="22"/>
+          <w:szCs w:val="22"/>
+        </w:rPr>
+        <w:t xml:space="preserve">Right: b = (−2.5,0.5): ⟨a,b⟩ = 3(−2.5) + 1(0.5) = −7.5 + 0.5 = −7 &lt; 0. ‖b‖² = 6.25 + 0.25 = 6.5, ‖b‖ = 2.550. cosθ = −7/(3.162 × 2.550) = −7/8.062 = −0.868. θ = arccos(−0.868) = 2.622 rad = 150.3° (= 180° − 29.7°), obtuse.</w:t>
       </w:r>
     </w:p>
     <w:p>
@@ -960,25 +1506,61 @@
           <w:sz w:val="22"/>
           <w:szCs w:val="22"/>
         </w:rPr>
-        <w:t xml:space="preserve">Setup: v(1) = (5,1,3,1)ᵀ, v(2) = (1,3,−1,−5)ᵀ, v(3) = (−6,6,−6,6)ᵀ. Claims: ‖v(1)‖ = ‖v(2)‖ = ‖v(3)‖/2 = 6; v(1) ⊥ v(2); projection of v(3) onto v(1) is −v(1); angle between v(1) and v(3) is 2π/3.</w:t>
-      </w:r>
-    </w:p>
-    <w:p>
-      <w:pPr>
-        <w:pStyle w:val="ListParagraph"/>
-        <w:numPr>
-          <w:ilvl w:val="0"/>
-          <w:numId w:val="2"/>
-        </w:numPr>
-        <w:spacing w:after="80"/>
-      </w:pPr>
-      <w:r>
-        <w:rPr>
-          <w:rFonts w:ascii="Calibri" w:cs="Calibri" w:eastAsia="Calibri" w:hAnsi="Calibri"/>
-          <w:sz w:val="22"/>
-          <w:szCs w:val="22"/>
-        </w:rPr>
-        <w:t xml:space="preserve">Give students five minutes in pairs before revealing slides 11–12; walk around and check that each person writes every sum.</w:t>
+        <w:t xml:space="preserve">Notation first: v⁽¹⁾, v⁽²⁾, v⁽³⁾ are three different vectors in ℝ⁴; the parenthesised superscript is a label, not a power. v⁽²⁾ = (1,3,−1,−5)ᵀ has third entry −1.</w:t>
+      </w:r>
+    </w:p>
+    <w:p>
+      <w:pPr>
+        <w:pStyle w:val="ListParagraph"/>
+        <w:numPr>
+          <w:ilvl w:val="0"/>
+          <w:numId w:val="2"/>
+        </w:numPr>
+        <w:spacing w:after="80"/>
+      </w:pPr>
+      <w:r>
+        <w:rPr>
+          <w:rFonts w:ascii="Calibri" w:cs="Calibri" w:eastAsia="Calibri" w:hAnsi="Calibri"/>
+          <w:sz w:val="22"/>
+          <w:szCs w:val="22"/>
+        </w:rPr>
+        <w:t xml:space="preserve">Setup: v⁽¹⁾ = (5,1,3,1)ᵀ, v⁽²⁾ = (1,3,−1,−5)ᵀ, v⁽³⁾ = (−6,6,−6,6)ᵀ. Claims: ‖v⁽¹⁾‖ = ‖v⁽²⁾‖ = ‖v⁽³⁾‖/2 = 6; v⁽¹⁾ ⊥ v⁽²⁾; the projection of v⁽³⁾ onto v⁽¹⁾ is −v⁽¹⁾; the angle between v⁽¹⁾ and v⁽³⁾ is 2π/3.</w:t>
+      </w:r>
+    </w:p>
+    <w:p>
+      <w:pPr>
+        <w:pStyle w:val="ListParagraph"/>
+        <w:numPr>
+          <w:ilvl w:val="0"/>
+          <w:numId w:val="2"/>
+        </w:numPr>
+        <w:spacing w:after="80"/>
+      </w:pPr>
+      <w:r>
+        <w:rPr>
+          <w:rFonts w:ascii="Calibri" w:cs="Calibri" w:eastAsia="Calibri" w:hAnsi="Calibri"/>
+          <w:sz w:val="22"/>
+          <w:szCs w:val="22"/>
+        </w:rPr>
+        <w:t xml:space="preserve">Tell students which formula answers which claim: 1 → ‖a‖² = Σ aᵢ²; 2 → ⟨a,b⟩ = 0; 3 → λ = ⟨a,b⟩/‖a‖² then λa; 4 → cosθ = ⟨a,b⟩/(‖a‖‖b‖) then arccos.</w:t>
+      </w:r>
+    </w:p>
+    <w:p>
+      <w:pPr>
+        <w:pStyle w:val="ListParagraph"/>
+        <w:numPr>
+          <w:ilvl w:val="0"/>
+          <w:numId w:val="2"/>
+        </w:numPr>
+        <w:spacing w:after="80"/>
+      </w:pPr>
+      <w:r>
+        <w:rPr>
+          <w:rFonts w:ascii="Calibri" w:cs="Calibri" w:eastAsia="Calibri" w:hAnsi="Calibri"/>
+          <w:sz w:val="22"/>
+          <w:szCs w:val="22"/>
+        </w:rPr>
+        <w:t xml:space="preserve">Give students five minutes in pairs before revealing slides 11–12; walk around and check that each person writes every product.</w:t>
       </w:r>
     </w:p>
     <w:p>
@@ -1026,25 +1608,61 @@
           <w:sz w:val="22"/>
           <w:szCs w:val="22"/>
         </w:rPr>
-        <w:t xml:space="preserve">‖v(1)‖² = 25 + 1 + 9 + 1 = 36 ⇒ 6. ‖v(2)‖² = 1 + 9 + 1 + 25 = 36 ⇒ 6. ‖v(3)‖² = 4·36 = 144 ⇒ 12 = 2·6.</w:t>
-      </w:r>
-    </w:p>
-    <w:p>
-      <w:pPr>
-        <w:pStyle w:val="ListParagraph"/>
-        <w:numPr>
-          <w:ilvl w:val="0"/>
-          <w:numId w:val="2"/>
-        </w:numPr>
-        <w:spacing w:after="80"/>
-      </w:pPr>
-      <w:r>
-        <w:rPr>
-          <w:rFonts w:ascii="Calibri" w:cs="Calibri" w:eastAsia="Calibri" w:hAnsi="Calibri"/>
-          <w:sz w:val="22"/>
-          <w:szCs w:val="22"/>
-        </w:rPr>
-        <w:t xml:space="preserve">⟨v(1),v(2)⟩ = 5(1) + 1(3) + 3(−1) + 1(−5) = 5 + 3 − 3 − 5 = 0.</w:t>
+        <w:t xml:space="preserve">Claim 1, squares then root: ‖v⁽¹⁾‖² = 5² + 1² + 3² + 1² = 25 + 1 + 9 + 1 = 36, so ‖v⁽¹⁾‖ = 6.</w:t>
+      </w:r>
+    </w:p>
+    <w:p>
+      <w:pPr>
+        <w:pStyle w:val="ListParagraph"/>
+        <w:numPr>
+          <w:ilvl w:val="0"/>
+          <w:numId w:val="2"/>
+        </w:numPr>
+        <w:spacing w:after="80"/>
+      </w:pPr>
+      <w:r>
+        <w:rPr>
+          <w:rFonts w:ascii="Calibri" w:cs="Calibri" w:eastAsia="Calibri" w:hAnsi="Calibri"/>
+          <w:sz w:val="22"/>
+          <w:szCs w:val="22"/>
+        </w:rPr>
+        <w:t xml:space="preserve">‖v⁽²⁾‖² = 1² + 3² + (−1)² + (−5)² = 1 + 9 + 1 + 25 = 36, so ‖v⁽²⁾‖ = 6. (Negative entries square to positive.)</w:t>
+      </w:r>
+    </w:p>
+    <w:p>
+      <w:pPr>
+        <w:pStyle w:val="ListParagraph"/>
+        <w:numPr>
+          <w:ilvl w:val="0"/>
+          <w:numId w:val="2"/>
+        </w:numPr>
+        <w:spacing w:after="80"/>
+      </w:pPr>
+      <w:r>
+        <w:rPr>
+          <w:rFonts w:ascii="Calibri" w:cs="Calibri" w:eastAsia="Calibri" w:hAnsi="Calibri"/>
+          <w:sz w:val="22"/>
+          <w:szCs w:val="22"/>
+        </w:rPr>
+        <w:t xml:space="preserve">‖v⁽³⁾‖² = (−6)² + 6² + (−6)² + 6² = 4·36 = 144, so ‖v⁽³⁾‖ = 12 = 2·6. ✓ Claim 1 holds.</w:t>
+      </w:r>
+    </w:p>
+    <w:p>
+      <w:pPr>
+        <w:pStyle w:val="ListParagraph"/>
+        <w:numPr>
+          <w:ilvl w:val="0"/>
+          <w:numId w:val="2"/>
+        </w:numPr>
+        <w:spacing w:after="80"/>
+      </w:pPr>
+      <w:r>
+        <w:rPr>
+          <w:rFonts w:ascii="Calibri" w:cs="Calibri" w:eastAsia="Calibri" w:hAnsi="Calibri"/>
+          <w:sz w:val="22"/>
+          <w:szCs w:val="22"/>
+        </w:rPr>
+        <w:t xml:space="preserve">Claim 2: ⟨v⁽¹⁾,v⁽²⁾⟩ = 5(1) + 1(3) + 3(−1) + 1(−5) = 5 + 3 − 3 − 5 = 0. ✓ Perpendicular.</w:t>
       </w:r>
     </w:p>
     <w:p>
@@ -1110,53 +1728,97 @@
           <w:sz w:val="22"/>
           <w:szCs w:val="22"/>
         </w:rPr>
-        <w:t xml:space="preserve">⟨v(1),v(3)⟩ = 5(−6) + 1(6) + 3(−6) + 1(6) = −30 + 6 − 18 + 6 = −36. λ = −36/36 = −1, so λv(1) = −(5,1,3,1)ᵀ = −v(1).</w:t>
-      </w:r>
-    </w:p>
-    <w:p>
-      <w:pPr>
-        <w:pStyle w:val="ListParagraph"/>
-        <w:numPr>
-          <w:ilvl w:val="0"/>
-          <w:numId w:val="2"/>
-        </w:numPr>
-        <w:spacing w:after="80"/>
-      </w:pPr>
-      <w:r>
-        <w:rPr>
-          <w:rFonts w:ascii="Calibri" w:cs="Calibri" w:eastAsia="Calibri" w:hAnsi="Calibri"/>
-          <w:sz w:val="22"/>
-          <w:szCs w:val="22"/>
-        </w:rPr>
-        <w:t xml:space="preserve">cosθ = −36/(6·12) = −36/72 = −1/2. Since cos(2π/3) = −1/2 and θ ∈ [0,π], θ = 2π/3 (120°).</w:t>
-      </w:r>
-    </w:p>
-    <w:p>
-      <w:pPr>
-        <w:pBdr>
-          <w:left w:val="single" w:color="7A1A1A" w:sz="18" w:space="8"/>
-        </w:pBdr>
-        <w:spacing w:after="140" w:before="100"/>
-        <w:ind w:left="360"/>
-      </w:pPr>
-      <w:r>
-        <w:rPr>
-          <w:rFonts w:ascii="Calibri" w:cs="Calibri" w:eastAsia="Calibri" w:hAnsi="Calibri"/>
-          <w:b/>
-          <w:bCs/>
-          <w:color w:val="7A1A1A"/>
-          <w:sz w:val="22"/>
-          <w:szCs w:val="22"/>
-        </w:rPr>
-        <w:t xml:space="preserve">Consistency check: </w:t>
-      </w:r>
-      <w:r>
-        <w:rPr>
-          <w:rFonts w:ascii="Calibri" w:cs="Calibri" w:eastAsia="Calibri" w:hAnsi="Calibri"/>
-          <w:sz w:val="22"/>
-          <w:szCs w:val="22"/>
-        </w:rPr>
-        <w:t xml:space="preserve">The notebook’s first cell prints the same numbers: ⟨v1,v3⟩ = −36, λ = −1, angle = 2.0944 rad = 120°.</w:t>
+        <w:t xml:space="preserve">Claim 3, Step 1 — inner product, each product: 5(−6) = −30; 1(6) = 6; 3(−6) = −18; 1(6) = 6. Sum: −30 + 6 − 18 + 6 = −36.</w:t>
+      </w:r>
+    </w:p>
+    <w:p>
+      <w:pPr>
+        <w:pStyle w:val="ListParagraph"/>
+        <w:numPr>
+          <w:ilvl w:val="0"/>
+          <w:numId w:val="2"/>
+        </w:numPr>
+        <w:spacing w:after="80"/>
+      </w:pPr>
+      <w:r>
+        <w:rPr>
+          <w:rFonts w:ascii="Calibri" w:cs="Calibri" w:eastAsia="Calibri" w:hAnsi="Calibri"/>
+          <w:sz w:val="22"/>
+          <w:szCs w:val="22"/>
+        </w:rPr>
+        <w:t xml:space="preserve">Step 2 — λ = ⟨v⁽¹⁾,v⁽³⁾⟩/‖v⁽¹⁾‖² = −36/36 = −1 (‖v⁽¹⁾‖² = 36 from slide 11).</w:t>
+      </w:r>
+    </w:p>
+    <w:p>
+      <w:pPr>
+        <w:pStyle w:val="ListParagraph"/>
+        <w:numPr>
+          <w:ilvl w:val="0"/>
+          <w:numId w:val="2"/>
+        </w:numPr>
+        <w:spacing w:after="80"/>
+      </w:pPr>
+      <w:r>
+        <w:rPr>
+          <w:rFonts w:ascii="Calibri" w:cs="Calibri" w:eastAsia="Calibri" w:hAnsi="Calibri"/>
+          <w:sz w:val="22"/>
+          <w:szCs w:val="22"/>
+        </w:rPr>
+        <w:t xml:space="preserve">Step 3 — projection λv⁽¹⁾ = −1·(5,1,3,1)ᵀ = (−5,−1,−3,−1)ᵀ = −v⁽¹⁾. ✓ Claim 3 holds.</w:t>
+      </w:r>
+    </w:p>
+    <w:p>
+      <w:pPr>
+        <w:pStyle w:val="ListParagraph"/>
+        <w:numPr>
+          <w:ilvl w:val="0"/>
+          <w:numId w:val="2"/>
+        </w:numPr>
+        <w:spacing w:after="80"/>
+      </w:pPr>
+      <w:r>
+        <w:rPr>
+          <w:rFonts w:ascii="Calibri" w:cs="Calibri" w:eastAsia="Calibri" w:hAnsi="Calibri"/>
+          <w:sz w:val="22"/>
+          <w:szCs w:val="22"/>
+        </w:rPr>
+        <w:t xml:space="preserve">Claim 4, Step 4 — cosθ = ⟨v⁽¹⁾,v⁽³⁾⟩/(‖v⁽¹⁾‖‖v⁽³⁾‖) = −36/(6·12) = −36/72 = −1/2.</w:t>
+      </w:r>
+    </w:p>
+    <w:p>
+      <w:pPr>
+        <w:pStyle w:val="ListParagraph"/>
+        <w:numPr>
+          <w:ilvl w:val="0"/>
+          <w:numId w:val="2"/>
+        </w:numPr>
+        <w:spacing w:after="80"/>
+      </w:pPr>
+      <w:r>
+        <w:rPr>
+          <w:rFonts w:ascii="Calibri" w:cs="Calibri" w:eastAsia="Calibri" w:hAnsi="Calibri"/>
+          <w:sz w:val="22"/>
+          <w:szCs w:val="22"/>
+        </w:rPr>
+        <w:t xml:space="preserve">Step 5 — which angle? cos(π/3) = 1/2, so cosθ = −1/2 means θ = π − π/3 = 2π/3 (= 120°, 2.0944 rad). It is the only angle in [0,π] with that cosine. ✓ Claim 4 holds.</w:t>
+      </w:r>
+    </w:p>
+    <w:p>
+      <w:pPr>
+        <w:pStyle w:val="ListParagraph"/>
+        <w:numPr>
+          <w:ilvl w:val="0"/>
+          <w:numId w:val="2"/>
+        </w:numPr>
+        <w:spacing w:after="80"/>
+      </w:pPr>
+      <w:r>
+        <w:rPr>
+          <w:rFonts w:ascii="Calibri" w:cs="Calibri" w:eastAsia="Calibri" w:hAnsi="Calibri"/>
+          <w:sz w:val="22"/>
+          <w:szCs w:val="22"/>
+        </w:rPr>
+        <w:t xml:space="preserve">Consistency check: The notebook’s first cell prints the same numbers: ⟨v1,v3⟩ = −36, λ = −1, angle = 2.0944 rad = 120°.</w:t>
       </w:r>
     </w:p>
     <w:p>
@@ -1222,43 +1884,97 @@
           <w:sz w:val="22"/>
           <w:szCs w:val="22"/>
         </w:rPr>
-        <w:t xml:space="preserve">b = (3,0,6)ᵀ onto a = (1,2,2)ᵀ. Write the formula λ = ⟨a,b⟩/‖a‖² first.</w:t>
-      </w:r>
-    </w:p>
-    <w:p>
-      <w:pPr>
-        <w:pStyle w:val="ListParagraph"/>
-        <w:numPr>
-          <w:ilvl w:val="0"/>
-          <w:numId w:val="2"/>
-        </w:numPr>
-        <w:spacing w:after="80"/>
-      </w:pPr>
-      <w:r>
-        <w:rPr>
-          <w:rFonts w:ascii="Calibri" w:cs="Calibri" w:eastAsia="Calibri" w:hAnsi="Calibri"/>
-          <w:sz w:val="22"/>
-          <w:szCs w:val="22"/>
-        </w:rPr>
-        <w:t xml:space="preserve">⟨a,b⟩ = 1(3) + 2(0) + 2(6) = 3 + 0 + 12 = 15. ‖a‖² = 1 + 4 + 4 = 9. λ = 15/9 = 5/3 ≈ 1.667.</w:t>
-      </w:r>
-    </w:p>
-    <w:p>
-      <w:pPr>
-        <w:pStyle w:val="ListParagraph"/>
-        <w:numPr>
-          <w:ilvl w:val="0"/>
-          <w:numId w:val="2"/>
-        </w:numPr>
-        <w:spacing w:after="80"/>
-      </w:pPr>
-      <w:r>
-        <w:rPr>
-          <w:rFonts w:ascii="Calibri" w:cs="Calibri" w:eastAsia="Calibri" w:hAnsi="Calibri"/>
-          <w:sz w:val="22"/>
-          <w:szCs w:val="22"/>
-        </w:rPr>
-        <w:t xml:space="preserve">b̂ = (5/3)(1,2,2) = (5/3, 10/3, 10/3) ≈ (1.667, 3.333, 3.333). λ &gt; 0, so b̂ points the same way as a.</w:t>
+        <w:t xml:space="preserve">Goal: the point b̂ = λa on the line through a that is closest to b. Project b = (3,0,6)ᵀ onto a = (1,2,2)ᵀ. Write the formula λ = ⟨a,b⟩/‖a‖² first. About 3 minutes.</w:t>
+      </w:r>
+    </w:p>
+    <w:p>
+      <w:pPr>
+        <w:pStyle w:val="ListParagraph"/>
+        <w:numPr>
+          <w:ilvl w:val="0"/>
+          <w:numId w:val="2"/>
+        </w:numPr>
+        <w:spacing w:after="80"/>
+      </w:pPr>
+      <w:r>
+        <w:rPr>
+          <w:rFonts w:ascii="Calibri" w:cs="Calibri" w:eastAsia="Calibri" w:hAnsi="Calibri"/>
+          <w:sz w:val="22"/>
+          <w:szCs w:val="22"/>
+        </w:rPr>
+        <w:t xml:space="preserve">Step 1 — numerator: ⟨a,b⟩ = 1(3) + 2(0) + 2(6) = 3 + 0 + 12 = 15.</w:t>
+      </w:r>
+    </w:p>
+    <w:p>
+      <w:pPr>
+        <w:pStyle w:val="ListParagraph"/>
+        <w:numPr>
+          <w:ilvl w:val="0"/>
+          <w:numId w:val="2"/>
+        </w:numPr>
+        <w:spacing w:after="80"/>
+      </w:pPr>
+      <w:r>
+        <w:rPr>
+          <w:rFonts w:ascii="Calibri" w:cs="Calibri" w:eastAsia="Calibri" w:hAnsi="Calibri"/>
+          <w:sz w:val="22"/>
+          <w:szCs w:val="22"/>
+        </w:rPr>
+        <w:t xml:space="preserve">Step 2 — denominator: ‖a‖² = 1² + 2² + 2² = 1 + 4 + 4 = 9 (so ‖a‖ = 3).</w:t>
+      </w:r>
+    </w:p>
+    <w:p>
+      <w:pPr>
+        <w:pStyle w:val="ListParagraph"/>
+        <w:numPr>
+          <w:ilvl w:val="0"/>
+          <w:numId w:val="2"/>
+        </w:numPr>
+        <w:spacing w:after="80"/>
+      </w:pPr>
+      <w:r>
+        <w:rPr>
+          <w:rFonts w:ascii="Calibri" w:cs="Calibri" w:eastAsia="Calibri" w:hAnsi="Calibri"/>
+          <w:sz w:val="22"/>
+          <w:szCs w:val="22"/>
+        </w:rPr>
+        <w:t xml:space="preserve">Step 3 — coefficient: λ = 15/9 = 5/3 ≈ 1.667.</w:t>
+      </w:r>
+    </w:p>
+    <w:p>
+      <w:pPr>
+        <w:pStyle w:val="ListParagraph"/>
+        <w:numPr>
+          <w:ilvl w:val="0"/>
+          <w:numId w:val="2"/>
+        </w:numPr>
+        <w:spacing w:after="80"/>
+      </w:pPr>
+      <w:r>
+        <w:rPr>
+          <w:rFonts w:ascii="Calibri" w:cs="Calibri" w:eastAsia="Calibri" w:hAnsi="Calibri"/>
+          <w:sz w:val="22"/>
+          <w:szCs w:val="22"/>
+        </w:rPr>
+        <w:t xml:space="preserve">Step 4 — projection: b̂ = (5/3)(1,2,2) = (5/3·1, 5/3·2, 5/3·2) = (5/3, 10/3, 10/3) ≈ (1.667, 3.333, 3.333).</w:t>
+      </w:r>
+    </w:p>
+    <w:p>
+      <w:pPr>
+        <w:pStyle w:val="ListParagraph"/>
+        <w:numPr>
+          <w:ilvl w:val="0"/>
+          <w:numId w:val="2"/>
+        </w:numPr>
+        <w:spacing w:after="80"/>
+      </w:pPr>
+      <w:r>
+        <w:rPr>
+          <w:rFonts w:ascii="Calibri" w:cs="Calibri" w:eastAsia="Calibri" w:hAnsi="Calibri"/>
+          <w:sz w:val="22"/>
+          <w:szCs w:val="22"/>
+        </w:rPr>
+        <w:t xml:space="preserve">λ &gt; 0, so b̂ points the same way as a. The residual and the checks come next.</w:t>
       </w:r>
     </w:p>
     <w:p>
@@ -1306,61 +2022,79 @@
           <w:sz w:val="22"/>
           <w:szCs w:val="22"/>
         </w:rPr>
-        <w:t xml:space="preserve">Residual r = b − b̂ = (3 − 5/3, 0 − 10/3, 6 − 10/3) = (4/3, −10/3, 8/3) ≈ (1.333, −3.333, 2.667).</w:t>
-      </w:r>
-    </w:p>
-    <w:p>
-      <w:pPr>
-        <w:pStyle w:val="ListParagraph"/>
-        <w:numPr>
-          <w:ilvl w:val="0"/>
-          <w:numId w:val="2"/>
-        </w:numPr>
-        <w:spacing w:after="80"/>
-      </w:pPr>
-      <w:r>
-        <w:rPr>
-          <w:rFonts w:ascii="Calibri" w:cs="Calibri" w:eastAsia="Calibri" w:hAnsi="Calibri"/>
-          <w:sz w:val="22"/>
-          <w:szCs w:val="22"/>
-        </w:rPr>
-        <w:t xml:space="preserve">⟨a,r⟩ = 4/3 + 2(−10/3) + 2(8/3) = (4 − 20 + 16)/3 = 0.</w:t>
-      </w:r>
-    </w:p>
-    <w:p>
-      <w:pPr>
-        <w:pStyle w:val="ListParagraph"/>
-        <w:numPr>
-          <w:ilvl w:val="0"/>
-          <w:numId w:val="2"/>
-        </w:numPr>
-        <w:spacing w:after="80"/>
-      </w:pPr>
-      <w:r>
-        <w:rPr>
-          <w:rFonts w:ascii="Calibri" w:cs="Calibri" w:eastAsia="Calibri" w:hAnsi="Calibri"/>
-          <w:sz w:val="22"/>
-          <w:szCs w:val="22"/>
-        </w:rPr>
-        <w:t xml:space="preserve">Pythagoras: ‖b‖² = 9 + 0 + 36 = 45; ‖b̂‖² = (25 + 100 + 100)/9 = 25; ‖r‖² = (16 + 100 + 64)/9 = 20; 25 + 20 = 45.</w:t>
-      </w:r>
-    </w:p>
-    <w:p>
-      <w:pPr>
-        <w:pStyle w:val="ListParagraph"/>
-        <w:numPr>
-          <w:ilvl w:val="0"/>
-          <w:numId w:val="2"/>
-        </w:numPr>
-        <w:spacing w:after="80"/>
-      </w:pPr>
-      <w:r>
-        <w:rPr>
-          <w:rFonts w:ascii="Calibri" w:cs="Calibri" w:eastAsia="Calibri" w:hAnsi="Calibri"/>
-          <w:sz w:val="22"/>
-          <w:szCs w:val="22"/>
-        </w:rPr>
-        <w:t xml:space="preserve">Angle: cosθ = 15/(3·√45) = 5/√45 ≈ 0.745, θ ≈ 0.730 rad ≈ 41.8°. (Equivalent: cosθ = ‖b̂‖/‖b‖ = 5/√45 because λ &gt; 0.) About 3 minutes for this slide.</w:t>
+        <w:t xml:space="preserve">Step 5 — residual: r = b − b̂ = (3 − 5/3, 0 − 10/3, 6 − 10/3). Common denominator 3: 3 = 9/3, 6 = 18/3, so r = (9/3 − 5/3, −10/3, 18/3 − 10/3) = (4/3, −10/3, 8/3) ≈ (1.333, −3.333, 2.667).</w:t>
+      </w:r>
+    </w:p>
+    <w:p>
+      <w:pPr>
+        <w:pStyle w:val="ListParagraph"/>
+        <w:numPr>
+          <w:ilvl w:val="0"/>
+          <w:numId w:val="2"/>
+        </w:numPr>
+        <w:spacing w:after="80"/>
+      </w:pPr>
+      <w:r>
+        <w:rPr>
+          <w:rFonts w:ascii="Calibri" w:cs="Calibri" w:eastAsia="Calibri" w:hAnsi="Calibri"/>
+          <w:sz w:val="22"/>
+          <w:szCs w:val="22"/>
+        </w:rPr>
+        <w:t xml:space="preserve">Step 6 — perpendicular? ⟨a,r⟩ = 1(4/3) + 2(−10/3) + 2(8/3) = 4/3 − 20/3 + 16/3 = (4 − 20 + 16)/3 = 0/3 = 0. ✓</w:t>
+      </w:r>
+    </w:p>
+    <w:p>
+      <w:pPr>
+        <w:pStyle w:val="ListParagraph"/>
+        <w:numPr>
+          <w:ilvl w:val="0"/>
+          <w:numId w:val="2"/>
+        </w:numPr>
+        <w:spacing w:after="80"/>
+      </w:pPr>
+      <w:r>
+        <w:rPr>
+          <w:rFonts w:ascii="Calibri" w:cs="Calibri" w:eastAsia="Calibri" w:hAnsi="Calibri"/>
+          <w:sz w:val="22"/>
+          <w:szCs w:val="22"/>
+        </w:rPr>
+        <w:t xml:space="preserve">Step 7 — Pythagoras. ‖b‖² = 3² + 0² + 6² = 9 + 0 + 36 = 45. ‖b̂‖² = (5/3)² + (10/3)² + (10/3)² = (25 + 100 + 100)/9 = 225/9 = 25. ‖r‖² = (16 + 100 + 64)/9 = 180/9 = 20. 25 + 20 = 45 = ‖b‖². ✓</w:t>
+      </w:r>
+    </w:p>
+    <w:p>
+      <w:pPr>
+        <w:pStyle w:val="ListParagraph"/>
+        <w:numPr>
+          <w:ilvl w:val="0"/>
+          <w:numId w:val="2"/>
+        </w:numPr>
+        <w:spacing w:after="80"/>
+      </w:pPr>
+      <w:r>
+        <w:rPr>
+          <w:rFonts w:ascii="Calibri" w:cs="Calibri" w:eastAsia="Calibri" w:hAnsi="Calibri"/>
+          <w:sz w:val="22"/>
+          <w:szCs w:val="22"/>
+        </w:rPr>
+        <w:t xml:space="preserve">Step 8 — angle between a and b: cosθ = ⟨a,b⟩/(‖a‖‖b‖) = 15/(3·√45) = 5/√45; √45 = 6.708, so cosθ = 0.7454; θ = arccos(0.7454) = 0.7297 rad = 41.81° ≈ 41.8°.</w:t>
+      </w:r>
+    </w:p>
+    <w:p>
+      <w:pPr>
+        <w:pStyle w:val="ListParagraph"/>
+        <w:numPr>
+          <w:ilvl w:val="0"/>
+          <w:numId w:val="2"/>
+        </w:numPr>
+        <w:spacing w:after="80"/>
+      </w:pPr>
+      <w:r>
+        <w:rPr>
+          <w:rFonts w:ascii="Calibri" w:cs="Calibri" w:eastAsia="Calibri" w:hAnsi="Calibri"/>
+          <w:sz w:val="22"/>
+          <w:szCs w:val="22"/>
+        </w:rPr>
+        <w:t xml:space="preserve">Second method for the angle: the shadow has length ‖b̂‖ = √25 = 5 and ‖b‖ = √45, so cosθ = ‖b̂‖/‖b‖ = 5/√45 = 0.7454. ✓ (valid because λ &gt; 0.) About 3 minutes for this slide.</w:t>
       </w:r>
     </w:p>
     <w:p>
@@ -1408,25 +2142,61 @@
           <w:sz w:val="22"/>
           <w:szCs w:val="22"/>
         </w:rPr>
-        <w:t xml:space="preserve">(1) For which x are u = (2,1,−2) and w = (1,x,2) orthogonal? (2) Angle between p = (1,1,0) and q = (0,1,1) in radians and degrees. (3) Project b = (5,1) onto a = (1,1): λ, b̂, b − b̂, and the check.</w:t>
-      </w:r>
-    </w:p>
-    <w:p>
-      <w:pPr>
-        <w:pStyle w:val="ListParagraph"/>
-        <w:numPr>
-          <w:ilvl w:val="0"/>
-          <w:numId w:val="2"/>
-        </w:numPr>
-        <w:spacing w:after="80"/>
-      </w:pPr>
-      <w:r>
-        <w:rPr>
-          <w:rFonts w:ascii="Calibri" w:cs="Calibri" w:eastAsia="Calibri" w:hAnsi="Calibri"/>
-          <w:sz w:val="22"/>
-          <w:szCs w:val="22"/>
-        </w:rPr>
-        <w:t xml:space="preserve">Insist on the formula first, then substitution, then the check. Reveal slide 16 after about five minutes.</w:t>
+        <w:t xml:space="preserve">Three short computations. Insist on the formula first, then substitution, then the check. Reveal slide 16 after about five minutes.</w:t>
+      </w:r>
+    </w:p>
+    <w:p>
+      <w:pPr>
+        <w:pStyle w:val="ListParagraph"/>
+        <w:numPr>
+          <w:ilvl w:val="0"/>
+          <w:numId w:val="2"/>
+        </w:numPr>
+        <w:spacing w:after="80"/>
+      </w:pPr>
+      <w:r>
+        <w:rPr>
+          <w:rFonts w:ascii="Calibri" w:cs="Calibri" w:eastAsia="Calibri" w:hAnsi="Calibri"/>
+          <w:sz w:val="22"/>
+          <w:szCs w:val="22"/>
+        </w:rPr>
+        <w:t xml:space="preserve">(1) For which x are u = (2,1,−2)ᵀ and w = (1,x,2)ᵀ orthogonal? Hint: write ⟨u,w⟩ with x in it and set it to 0.</w:t>
+      </w:r>
+    </w:p>
+    <w:p>
+      <w:pPr>
+        <w:pStyle w:val="ListParagraph"/>
+        <w:numPr>
+          <w:ilvl w:val="0"/>
+          <w:numId w:val="2"/>
+        </w:numPr>
+        <w:spacing w:after="80"/>
+      </w:pPr>
+      <w:r>
+        <w:rPr>
+          <w:rFonts w:ascii="Calibri" w:cs="Calibri" w:eastAsia="Calibri" w:hAnsi="Calibri"/>
+          <w:sz w:val="22"/>
+          <w:szCs w:val="22"/>
+        </w:rPr>
+        <w:t xml:space="preserve">(2) Angle between p = (1,1,0)ᵀ and q = (0,1,1)ᵀ, in radians and degrees: need ⟨p,q⟩, ‖p‖, ‖q‖, then arccos.</w:t>
+      </w:r>
+    </w:p>
+    <w:p>
+      <w:pPr>
+        <w:pStyle w:val="ListParagraph"/>
+        <w:numPr>
+          <w:ilvl w:val="0"/>
+          <w:numId w:val="2"/>
+        </w:numPr>
+        <w:spacing w:after="80"/>
+      </w:pPr>
+      <w:r>
+        <w:rPr>
+          <w:rFonts w:ascii="Calibri" w:cs="Calibri" w:eastAsia="Calibri" w:hAnsi="Calibri"/>
+          <w:sz w:val="22"/>
+          <w:szCs w:val="22"/>
+        </w:rPr>
+        <w:t xml:space="preserve">(3) Project b = (5,1)ᵀ onto a = (1,1)ᵀ: give λ, b̂ = λa, b − b̂, and check that b − b̂ ⊥ a.</w:t>
       </w:r>
     </w:p>
     <w:p>
@@ -1474,71 +2244,79 @@
           <w:sz w:val="22"/>
           <w:szCs w:val="22"/>
         </w:rPr>
-        <w:t xml:space="preserve">(1) ⟨u,w⟩ = 2 + x − 4 = x − 2 = 0, so x = 2. Check: 2(1) + 1(2) + (−2)(2) = 0.</w:t>
-      </w:r>
-    </w:p>
-    <w:p>
-      <w:pPr>
-        <w:pStyle w:val="ListParagraph"/>
-        <w:numPr>
-          <w:ilvl w:val="0"/>
-          <w:numId w:val="2"/>
-        </w:numPr>
-        <w:spacing w:after="80"/>
-      </w:pPr>
-      <w:r>
-        <w:rPr>
-          <w:rFonts w:ascii="Calibri" w:cs="Calibri" w:eastAsia="Calibri" w:hAnsi="Calibri"/>
-          <w:sz w:val="22"/>
-          <w:szCs w:val="22"/>
-        </w:rPr>
-        <w:t xml:space="preserve">(2) ⟨p,q⟩ = 0 + 1 + 0 = 1; ‖p‖² = ‖q‖² = 2; cosθ = 1/2; θ = π/3 ≈ 1.047 rad = 60°.</w:t>
-      </w:r>
-    </w:p>
-    <w:p>
-      <w:pPr>
-        <w:pStyle w:val="ListParagraph"/>
-        <w:numPr>
-          <w:ilvl w:val="0"/>
-          <w:numId w:val="2"/>
-        </w:numPr>
-        <w:spacing w:after="80"/>
-      </w:pPr>
-      <w:r>
-        <w:rPr>
-          <w:rFonts w:ascii="Calibri" w:cs="Calibri" w:eastAsia="Calibri" w:hAnsi="Calibri"/>
-          <w:sz w:val="22"/>
-          <w:szCs w:val="22"/>
-        </w:rPr>
-        <w:t xml:space="preserve">(3) ⟨a,b⟩ = 6, ‖a‖² = 2, λ = 3, b̂ = (3,3), b − b̂ = (2,−2); ⟨a,b − b̂⟩ = 2 − 2 = 0; Pythagoras 26 = 18 + 8.</w:t>
-      </w:r>
-    </w:p>
-    <w:p>
-      <w:pPr>
-        <w:pBdr>
-          <w:left w:val="single" w:color="7A1A1A" w:sz="18" w:space="8"/>
-        </w:pBdr>
-        <w:spacing w:after="140" w:before="100"/>
-        <w:ind w:left="360"/>
-      </w:pPr>
-      <w:r>
-        <w:rPr>
-          <w:rFonts w:ascii="Calibri" w:cs="Calibri" w:eastAsia="Calibri" w:hAnsi="Calibri"/>
-          <w:b/>
-          <w:bCs/>
-          <w:color w:val="7A1A1A"/>
-          <w:sz w:val="22"/>
-          <w:szCs w:val="22"/>
-        </w:rPr>
-        <w:t xml:space="preserve">Pitfall: </w:t>
-      </w:r>
-      <w:r>
-        <w:rPr>
-          <w:rFonts w:ascii="Calibri" w:cs="Calibri" w:eastAsia="Calibri" w:hAnsi="Calibri"/>
-          <w:sz w:val="22"/>
-          <w:szCs w:val="22"/>
-        </w:rPr>
-        <w:t xml:space="preserve">In (3) students often divide by ‖a‖ = √2; then b̂ is wrong (this is mistake 1 on slide 24).</w:t>
+        <w:t xml:space="preserve">(1) Step 1 — ⟨u,w⟩ = 2(1) + 1(x) + (−2)(2) = 2 + x − 4 = x − 2. Step 2 — set to 0: x = 2. Check: 2(1) + 1(2) + (−2)(2) = 2 + 2 − 4 = 0. ✓</w:t>
+      </w:r>
+    </w:p>
+    <w:p>
+      <w:pPr>
+        <w:pStyle w:val="ListParagraph"/>
+        <w:numPr>
+          <w:ilvl w:val="0"/>
+          <w:numId w:val="2"/>
+        </w:numPr>
+        <w:spacing w:after="80"/>
+      </w:pPr>
+      <w:r>
+        <w:rPr>
+          <w:rFonts w:ascii="Calibri" w:cs="Calibri" w:eastAsia="Calibri" w:hAnsi="Calibri"/>
+          <w:sz w:val="22"/>
+          <w:szCs w:val="22"/>
+        </w:rPr>
+        <w:t xml:space="preserve">(2) Step 1 — ⟨p,q⟩ = 1(0) + 1(1) + 0(1) = 0 + 1 + 0 = 1. Step 2 — ‖p‖² = 1 + 1 + 0 = 2 and ‖q‖² = 0 + 1 + 1 = 2. Step 3 — cosθ = 1/(√2·√2) = 1/2. Step 4 — θ = π/3 ≈ 1.047 rad = 60° (cos 60° = 1/2).</w:t>
+      </w:r>
+    </w:p>
+    <w:p>
+      <w:pPr>
+        <w:pStyle w:val="ListParagraph"/>
+        <w:numPr>
+          <w:ilvl w:val="0"/>
+          <w:numId w:val="2"/>
+        </w:numPr>
+        <w:spacing w:after="80"/>
+      </w:pPr>
+      <w:r>
+        <w:rPr>
+          <w:rFonts w:ascii="Calibri" w:cs="Calibri" w:eastAsia="Calibri" w:hAnsi="Calibri"/>
+          <w:sz w:val="22"/>
+          <w:szCs w:val="22"/>
+        </w:rPr>
+        <w:t xml:space="preserve">(3) Step 1 — ⟨a,b⟩ = 1(5) + 1(1) = 6; ‖a‖² = 1 + 1 = 2; λ = 6/2 = 3. Step 2 — b̂ = 3(1,1) = (3,3); b − b̂ = (5−3, 1−3) = (2,−2).</w:t>
+      </w:r>
+    </w:p>
+    <w:p>
+      <w:pPr>
+        <w:pStyle w:val="ListParagraph"/>
+        <w:numPr>
+          <w:ilvl w:val="0"/>
+          <w:numId w:val="2"/>
+        </w:numPr>
+        <w:spacing w:after="80"/>
+      </w:pPr>
+      <w:r>
+        <w:rPr>
+          <w:rFonts w:ascii="Calibri" w:cs="Calibri" w:eastAsia="Calibri" w:hAnsi="Calibri"/>
+          <w:sz w:val="22"/>
+          <w:szCs w:val="22"/>
+        </w:rPr>
+        <w:t xml:space="preserve">Check (3): ⟨a, b − b̂⟩ = 1(2) + 1(−2) = 0 ✓. Pythagoras: ‖b‖² = 25 + 1 = 26; ‖b̂‖² = 9 + 9 = 18; ‖b − b̂‖² = 4 + 4 = 8; 18 + 8 = 26 ✓.</w:t>
+      </w:r>
+    </w:p>
+    <w:p>
+      <w:pPr>
+        <w:pStyle w:val="ListParagraph"/>
+        <w:numPr>
+          <w:ilvl w:val="0"/>
+          <w:numId w:val="2"/>
+        </w:numPr>
+        <w:spacing w:after="80"/>
+      </w:pPr>
+      <w:r>
+        <w:rPr>
+          <w:rFonts w:ascii="Calibri" w:cs="Calibri" w:eastAsia="Calibri" w:hAnsi="Calibri"/>
+          <w:sz w:val="22"/>
+          <w:szCs w:val="22"/>
+        </w:rPr>
+        <w:t xml:space="preserve">Pitfall: In (3) students often divide by ‖a‖ = √2: then λ = 6/1.414 = 4.243 and b̂ = (4.243, 4.243) has length 6, longer than ‖b‖ = √26 = 5.099, which is impossible (this is mistake 1 on slide 24).</w:t>
       </w:r>
     </w:p>
     <w:p>
@@ -1586,25 +2364,61 @@
           <w:sz w:val="22"/>
           <w:szCs w:val="22"/>
         </w:rPr>
-        <w:t xml:space="preserve">V = [v(1) … v(n)] is m×n and Vc = c₁v(1) + … + cₙv(n), so ℛ(V) = {Vc : c ∈ ℝⁿ} is the set of linear combinations of the columns: a linear subspace of ℝᵐ (a flat through the origin). About 2 minutes.</w:t>
-      </w:r>
-    </w:p>
-    <w:p>
-      <w:pPr>
-        <w:pStyle w:val="ListParagraph"/>
-        <w:numPr>
-          <w:ilvl w:val="0"/>
-          <w:numId w:val="2"/>
-        </w:numPr>
-        <w:spacing w:after="80"/>
-      </w:pPr>
-      <w:r>
-        <w:rPr>
-          <w:rFonts w:ascii="Calibri" w:cs="Calibri" w:eastAsia="Calibri" w:hAnsi="Calibri"/>
-          <w:sz w:val="22"/>
-          <w:szCs w:val="22"/>
-        </w:rPr>
-        <w:t xml:space="preserve">If the columns are pairwise orthogonal: ŝ = Σ cⱼ v(j), cⱼ = ⟨v(j),s⟩/‖v(j)‖². Each coefficient is the one-vector projection of slide 7.</w:t>
+        <w:t xml:space="preserve">Notation first. V = [v⁽¹⁾ v⁽²⁾ … v⁽ⁿ⁾] is an m×n matrix whose columns are the vectors v⁽¹⁾,…,v⁽ⁿ⁾ (m rows, n columns). For a coefficient vector c = (c₁,…,cₙ)ᵀ the product Vc = c₁v⁽¹⁾ + c₂v⁽²⁾ + … + cₙv⁽ⁿ⁾ (a combination of the columns). About 2 minutes.</w:t>
+      </w:r>
+    </w:p>
+    <w:p>
+      <w:pPr>
+        <w:pStyle w:val="ListParagraph"/>
+        <w:numPr>
+          <w:ilvl w:val="0"/>
+          <w:numId w:val="2"/>
+        </w:numPr>
+        <w:spacing w:after="80"/>
+      </w:pPr>
+      <w:r>
+        <w:rPr>
+          <w:rFonts w:ascii="Calibri" w:cs="Calibri" w:eastAsia="Calibri" w:hAnsi="Calibri"/>
+          <w:sz w:val="22"/>
+          <w:szCs w:val="22"/>
+        </w:rPr>
+        <w:t xml:space="preserve">Tiny example: columns v⁽¹⁾ = (1,−2,1)ᵀ and v⁽²⁾ = (3,4,5)ᵀ, c = (2,1)ᵀ: Vc = 2(1,−2,1) + 1(3,4,5) = (2+3, −4+4, 2+5) = (5,0,7)ᵀ.</w:t>
+      </w:r>
+    </w:p>
+    <w:p>
+      <w:pPr>
+        <w:pStyle w:val="ListParagraph"/>
+        <w:numPr>
+          <w:ilvl w:val="0"/>
+          <w:numId w:val="2"/>
+        </w:numPr>
+        <w:spacing w:after="80"/>
+      </w:pPr>
+      <w:r>
+        <w:rPr>
+          <w:rFonts w:ascii="Calibri" w:cs="Calibri" w:eastAsia="Calibri" w:hAnsi="Calibri"/>
+          <w:sz w:val="22"/>
+          <w:szCs w:val="22"/>
+        </w:rPr>
+        <w:t xml:space="preserve">ℛ(V) = {Vc : c ∈ ℝⁿ} is the set of all such combinations (read “the range of V”): a linear subspace of ℝᵐ, a flat through the origin (a line for one column, a plane for two independent columns in ℝ³).</w:t>
+      </w:r>
+    </w:p>
+    <w:p>
+      <w:pPr>
+        <w:pStyle w:val="ListParagraph"/>
+        <w:numPr>
+          <w:ilvl w:val="0"/>
+          <w:numId w:val="2"/>
+        </w:numPr>
+        <w:spacing w:after="80"/>
+      </w:pPr>
+      <w:r>
+        <w:rPr>
+          <w:rFonts w:ascii="Calibri" w:cs="Calibri" w:eastAsia="Calibri" w:hAnsi="Calibri"/>
+          <w:sz w:val="22"/>
+          <w:szCs w:val="22"/>
+        </w:rPr>
+        <w:t xml:space="preserve">“Pairwise orthogonal columns” means ⟨v⁽ⁱ⁾,v⁽ʲ⁾⟩ = 0 whenever i ≠ j. Then ŝ = Σⱼ cⱼ v⁽ʲ⁾ with cⱼ = ⟨v⁽ʲ⁾,s⟩/‖v⁽ʲ⁾‖²: ŝ (“s-hat”) is the point of ℛ(V) closest to s, and each cⱼ is the one-vector λ of slide 7. For n = 1 it is exactly slide 7. Slide 18 proves it; slide 19 computes it.</w:t>
       </w:r>
     </w:p>
     <w:p>
@@ -1652,53 +2466,133 @@
           <w:sz w:val="22"/>
           <w:szCs w:val="22"/>
         </w:rPr>
-        <w:t xml:space="preserve">For any column i: ⟨v(i), s − ŝ⟩ = ⟨v(i),s⟩ − Σⱼ cⱼ⟨v(i),v(j)⟩. Orthogonality kills every j ≠ i, leaving ⟨v(i),s⟩ − cᵢ‖v(i)‖² = ⟨v(i),s⟩ − ⟨v(i),s⟩ = 0. About 2 minutes.</w:t>
-      </w:r>
-    </w:p>
-    <w:p>
-      <w:pPr>
-        <w:pStyle w:val="ListParagraph"/>
-        <w:numPr>
-          <w:ilvl w:val="0"/>
-          <w:numId w:val="2"/>
-        </w:numPr>
-        <w:spacing w:after="80"/>
-      </w:pPr>
-      <w:r>
-        <w:rPr>
-          <w:rFonts w:ascii="Calibri" w:cs="Calibri" w:eastAsia="Calibri" w:hAnsi="Calibri"/>
-          <w:sz w:val="22"/>
-          <w:szCs w:val="22"/>
-        </w:rPr>
-        <w:t xml:space="preserve">So the error s − ŝ is orthogonal to every column, hence to ℛ(V): the same condition that defined λ.</w:t>
-      </w:r>
-    </w:p>
-    <w:p>
-      <w:pPr>
-        <w:pBdr>
-          <w:left w:val="single" w:color="7A1A1A" w:sz="18" w:space="8"/>
-        </w:pBdr>
-        <w:spacing w:after="140" w:before="100"/>
-        <w:ind w:left="360"/>
-      </w:pPr>
-      <w:r>
-        <w:rPr>
-          <w:rFonts w:ascii="Calibri" w:cs="Calibri" w:eastAsia="Calibri" w:hAnsi="Calibri"/>
-          <w:b/>
-          <w:bCs/>
-          <w:color w:val="7A1A1A"/>
-          <w:sz w:val="22"/>
-          <w:szCs w:val="22"/>
-        </w:rPr>
-        <w:t xml:space="preserve">Common error: </w:t>
-      </w:r>
-      <w:r>
-        <w:rPr>
-          <w:rFonts w:ascii="Calibri" w:cs="Calibri" w:eastAsia="Calibri" w:hAnsi="Calibri"/>
-          <w:sz w:val="22"/>
-          <w:szCs w:val="22"/>
-        </w:rPr>
-        <w:t xml:space="preserve">Checking only that the error is perpendicular to ŝ; it must be perpendicular to every column.</w:t>
+        <w:t xml:space="preserve">Claim: the error s − ŝ is perpendicular to every column of V. About 2 minutes. Write it line by line.</w:t>
+      </w:r>
+    </w:p>
+    <w:p>
+      <w:pPr>
+        <w:pStyle w:val="ListParagraph"/>
+        <w:numPr>
+          <w:ilvl w:val="0"/>
+          <w:numId w:val="2"/>
+        </w:numPr>
+        <w:spacing w:after="80"/>
+      </w:pPr>
+      <w:r>
+        <w:rPr>
+          <w:rFonts w:ascii="Calibri" w:cs="Calibri" w:eastAsia="Calibri" w:hAnsi="Calibri"/>
+          <w:sz w:val="22"/>
+          <w:szCs w:val="22"/>
+        </w:rPr>
+        <w:t xml:space="preserve">Step 1 — fix any column i and form ⟨v⁽ⁱ⁾, s − ŝ⟩ = ⟨v⁽ⁱ⁾,s⟩ − ⟨v⁽ⁱ⁾,ŝ⟩.</w:t>
+      </w:r>
+    </w:p>
+    <w:p>
+      <w:pPr>
+        <w:pStyle w:val="ListParagraph"/>
+        <w:numPr>
+          <w:ilvl w:val="0"/>
+          <w:numId w:val="2"/>
+        </w:numPr>
+        <w:spacing w:after="80"/>
+      </w:pPr>
+      <w:r>
+        <w:rPr>
+          <w:rFonts w:ascii="Calibri" w:cs="Calibri" w:eastAsia="Calibri" w:hAnsi="Calibri"/>
+          <w:sz w:val="22"/>
+          <w:szCs w:val="22"/>
+        </w:rPr>
+        <w:t xml:space="preserve">Step 2 — substitute ŝ = Σⱼ cⱼv⁽ʲ⁾ and use linearity in the second slot: ⟨v⁽ⁱ⁾,ŝ⟩ = Σⱼ cⱼ⟨v⁽ⁱ⁾,v⁽ʲ⁾⟩.</w:t>
+      </w:r>
+    </w:p>
+    <w:p>
+      <w:pPr>
+        <w:pStyle w:val="ListParagraph"/>
+        <w:numPr>
+          <w:ilvl w:val="0"/>
+          <w:numId w:val="2"/>
+        </w:numPr>
+        <w:spacing w:after="80"/>
+      </w:pPr>
+      <w:r>
+        <w:rPr>
+          <w:rFonts w:ascii="Calibri" w:cs="Calibri" w:eastAsia="Calibri" w:hAnsi="Calibri"/>
+          <w:sz w:val="22"/>
+          <w:szCs w:val="22"/>
+        </w:rPr>
+        <w:t xml:space="preserve">Step 3 — orthogonality: ⟨v⁽ⁱ⁾,v⁽ʲ⁾⟩ = 0 for every j ≠ i, so only j = i survives: Σⱼ cⱼ⟨v⁽ⁱ⁾,v⁽ʲ⁾⟩ = cᵢ‖v⁽ⁱ⁾‖².</w:t>
+      </w:r>
+    </w:p>
+    <w:p>
+      <w:pPr>
+        <w:pStyle w:val="ListParagraph"/>
+        <w:numPr>
+          <w:ilvl w:val="0"/>
+          <w:numId w:val="2"/>
+        </w:numPr>
+        <w:spacing w:after="80"/>
+      </w:pPr>
+      <w:r>
+        <w:rPr>
+          <w:rFonts w:ascii="Calibri" w:cs="Calibri" w:eastAsia="Calibri" w:hAnsi="Calibri"/>
+          <w:sz w:val="22"/>
+          <w:szCs w:val="22"/>
+        </w:rPr>
+        <w:t xml:space="preserve">Step 4 — use the definition cᵢ = ⟨v⁽ⁱ⁾,s⟩/‖v⁽ⁱ⁾‖²: cᵢ‖v⁽ⁱ⁾‖² = ⟨v⁽ⁱ⁾,s⟩. Therefore ⟨v⁽ⁱ⁾,s − ŝ⟩ = ⟨v⁽ⁱ⁾,s⟩ − ⟨v⁽ⁱ⁾,s⟩ = 0.</w:t>
+      </w:r>
+    </w:p>
+    <w:p>
+      <w:pPr>
+        <w:pStyle w:val="ListParagraph"/>
+        <w:numPr>
+          <w:ilvl w:val="0"/>
+          <w:numId w:val="2"/>
+        </w:numPr>
+        <w:spacing w:after="80"/>
+      </w:pPr>
+      <w:r>
+        <w:rPr>
+          <w:rFonts w:ascii="Calibri" w:cs="Calibri" w:eastAsia="Calibri" w:hAnsi="Calibri"/>
+          <w:sz w:val="22"/>
+          <w:szCs w:val="22"/>
+        </w:rPr>
+        <w:t xml:space="preserve">Step 5 — so s − ŝ ⊥ every column, hence ⊥ every combination Vd of columns, i.e. ⊥ ℛ(V): the same condition that defined λ on slide 7.</w:t>
+      </w:r>
+    </w:p>
+    <w:p>
+      <w:pPr>
+        <w:pStyle w:val="ListParagraph"/>
+        <w:numPr>
+          <w:ilvl w:val="0"/>
+          <w:numId w:val="2"/>
+        </w:numPr>
+        <w:spacing w:after="80"/>
+      </w:pPr>
+      <w:r>
+        <w:rPr>
+          <w:rFonts w:ascii="Calibri" w:cs="Calibri" w:eastAsia="Calibri" w:hAnsi="Calibri"/>
+          <w:sz w:val="22"/>
+          <w:szCs w:val="22"/>
+        </w:rPr>
+        <w:t xml:space="preserve">Step 6 — why ŝ is the closest: for any other point Vd in ℛ(V), s − Vd = (s − ŝ) + (ŝ − Vd), and ŝ − Vd lies in ℛ(V), so it is ⊥ s − ŝ. Pythagoras gives ‖s − Vd‖² = ‖s − ŝ‖² + ‖ŝ − Vd‖² ≥ ‖s − ŝ‖².</w:t>
+      </w:r>
+    </w:p>
+    <w:p>
+      <w:pPr>
+        <w:pStyle w:val="ListParagraph"/>
+        <w:numPr>
+          <w:ilvl w:val="0"/>
+          <w:numId w:val="2"/>
+        </w:numPr>
+        <w:spacing w:after="80"/>
+      </w:pPr>
+      <w:r>
+        <w:rPr>
+          <w:rFonts w:ascii="Calibri" w:cs="Calibri" w:eastAsia="Calibri" w:hAnsi="Calibri"/>
+          <w:sz w:val="22"/>
+          <w:szCs w:val="22"/>
+        </w:rPr>
+        <w:t xml:space="preserve">Common error: Checking only that the error is perpendicular to ŝ; it must be perpendicular to every column.</w:t>
       </w:r>
     </w:p>
     <w:p>
@@ -1746,43 +2640,79 @@
           <w:sz w:val="22"/>
           <w:szCs w:val="22"/>
         </w:rPr>
-        <w:t xml:space="preserve">V = [[1,3],[−2,4],[1,5]], v(1) = (1,−2,1)ᵀ, v(2) = (3,4,5)ᵀ, s = (−6,2,7)ᵀ.</w:t>
-      </w:r>
-    </w:p>
-    <w:p>
-      <w:pPr>
-        <w:pStyle w:val="ListParagraph"/>
-        <w:numPr>
-          <w:ilvl w:val="0"/>
-          <w:numId w:val="2"/>
-        </w:numPr>
-        <w:spacing w:after="80"/>
-      </w:pPr>
-      <w:r>
-        <w:rPr>
-          <w:rFonts w:ascii="Calibri" w:cs="Calibri" w:eastAsia="Calibri" w:hAnsi="Calibri"/>
-          <w:sz w:val="22"/>
-          <w:szCs w:val="22"/>
-        </w:rPr>
-        <w:t xml:space="preserve">Check columns first: ⟨v(1),v(2)⟩ = 3 − 8 + 5 = 0; ‖v(1)‖² = 1 + 4 + 1 = 6; ‖v(2)‖² = 9 + 16 + 25 = 50.</w:t>
-      </w:r>
-    </w:p>
-    <w:p>
-      <w:pPr>
-        <w:pStyle w:val="ListParagraph"/>
-        <w:numPr>
-          <w:ilvl w:val="0"/>
-          <w:numId w:val="2"/>
-        </w:numPr>
-        <w:spacing w:after="80"/>
-      </w:pPr>
-      <w:r>
-        <w:rPr>
-          <w:rFonts w:ascii="Calibri" w:cs="Calibri" w:eastAsia="Calibri" w:hAnsi="Calibri"/>
-          <w:sz w:val="22"/>
-          <w:szCs w:val="22"/>
-        </w:rPr>
-        <w:t xml:space="preserve">⟨v(1),s⟩ = 1(−6) + (−2)(2) + 1(7) = −3 ⇒ c₁ = −3/6 = −1/2. ⟨v(2),s⟩ = 3(−6) + 4(2) + 5(7) = 25 ⇒ c₂ = 25/50 = 1/2.</w:t>
+        <w:t xml:space="preserve">Given V = [[1,3],[−2,4],[1,5]] (3×2), v⁽¹⁾ = (1,−2,1)ᵀ, v⁽²⁾ = (3,4,5)ᵀ, s = (−6,2,7)ᵀ. Plan: check orthogonality, then compute the two coefficients. About 5 minutes with slide 20.</w:t>
+      </w:r>
+    </w:p>
+    <w:p>
+      <w:pPr>
+        <w:pStyle w:val="ListParagraph"/>
+        <w:numPr>
+          <w:ilvl w:val="0"/>
+          <w:numId w:val="2"/>
+        </w:numPr>
+        <w:spacing w:after="80"/>
+      </w:pPr>
+      <w:r>
+        <w:rPr>
+          <w:rFonts w:ascii="Calibri" w:cs="Calibri" w:eastAsia="Calibri" w:hAnsi="Calibri"/>
+          <w:sz w:val="22"/>
+          <w:szCs w:val="22"/>
+        </w:rPr>
+        <w:t xml:space="preserve">Step 1 — columns orthogonal? ⟨v⁽¹⁾,v⁽²⁾⟩ = 1(3) + (−2)(4) + 1(5) = 3 − 8 + 5 = 0. ✓ So the formula of slide 17 applies.</w:t>
+      </w:r>
+    </w:p>
+    <w:p>
+      <w:pPr>
+        <w:pStyle w:val="ListParagraph"/>
+        <w:numPr>
+          <w:ilvl w:val="0"/>
+          <w:numId w:val="2"/>
+        </w:numPr>
+        <w:spacing w:after="80"/>
+      </w:pPr>
+      <w:r>
+        <w:rPr>
+          <w:rFonts w:ascii="Calibri" w:cs="Calibri" w:eastAsia="Calibri" w:hAnsi="Calibri"/>
+          <w:sz w:val="22"/>
+          <w:szCs w:val="22"/>
+        </w:rPr>
+        <w:t xml:space="preserve">Step 2 — squared lengths: ‖v⁽¹⁾‖² = 1 + 4 + 1 = 6; ‖v⁽²⁾‖² = 9 + 16 + 25 = 50.</w:t>
+      </w:r>
+    </w:p>
+    <w:p>
+      <w:pPr>
+        <w:pStyle w:val="ListParagraph"/>
+        <w:numPr>
+          <w:ilvl w:val="0"/>
+          <w:numId w:val="2"/>
+        </w:numPr>
+        <w:spacing w:after="80"/>
+      </w:pPr>
+      <w:r>
+        <w:rPr>
+          <w:rFonts w:ascii="Calibri" w:cs="Calibri" w:eastAsia="Calibri" w:hAnsi="Calibri"/>
+          <w:sz w:val="22"/>
+          <w:szCs w:val="22"/>
+        </w:rPr>
+        <w:t xml:space="preserve">Step 3 — c₁: ⟨v⁽¹⁾,s⟩ = 1(−6) + (−2)(2) + 1(7) = −6 − 4 + 7 = −3, so c₁ = −3/6 = −1/2.</w:t>
+      </w:r>
+    </w:p>
+    <w:p>
+      <w:pPr>
+        <w:pStyle w:val="ListParagraph"/>
+        <w:numPr>
+          <w:ilvl w:val="0"/>
+          <w:numId w:val="2"/>
+        </w:numPr>
+        <w:spacing w:after="80"/>
+      </w:pPr>
+      <w:r>
+        <w:rPr>
+          <w:rFonts w:ascii="Calibri" w:cs="Calibri" w:eastAsia="Calibri" w:hAnsi="Calibri"/>
+          <w:sz w:val="22"/>
+          <w:szCs w:val="22"/>
+        </w:rPr>
+        <w:t xml:space="preserve">Step 4 — c₂: ⟨v⁽²⁾,s⟩ = 3(−6) + 4(2) + 5(7) = −18 + 8 + 35 = 25, so c₂ = 25/50 = 1/2.</w:t>
       </w:r>
     </w:p>
     <w:p>
@@ -1830,43 +2760,79 @@
           <w:sz w:val="22"/>
           <w:szCs w:val="22"/>
         </w:rPr>
-        <w:t xml:space="preserve">ŝ = −½(1,−2,1) + ½(3,4,5) = (−½ + 3/2, 1 + 2, −½ + 5/2) = (1,3,2)ᵀ.</w:t>
-      </w:r>
-    </w:p>
-    <w:p>
-      <w:pPr>
-        <w:pStyle w:val="ListParagraph"/>
-        <w:numPr>
-          <w:ilvl w:val="0"/>
-          <w:numId w:val="2"/>
-        </w:numPr>
-        <w:spacing w:after="80"/>
-      </w:pPr>
-      <w:r>
-        <w:rPr>
-          <w:rFonts w:ascii="Calibri" w:cs="Calibri" w:eastAsia="Calibri" w:hAnsi="Calibri"/>
-          <w:sz w:val="22"/>
-          <w:szCs w:val="22"/>
-        </w:rPr>
-        <w:t xml:space="preserve">Error s − ŝ = (−7,−1,5)ᵀ. Check: ⟨v(1),error⟩ = −7 + 2 + 5 = 0; ⟨v(2),error⟩ = −21 − 4 + 25 = 0.</w:t>
-      </w:r>
-    </w:p>
-    <w:p>
-      <w:pPr>
-        <w:pStyle w:val="ListParagraph"/>
-        <w:numPr>
-          <w:ilvl w:val="0"/>
-          <w:numId w:val="2"/>
-        </w:numPr>
-        <w:spacing w:after="80"/>
-      </w:pPr>
-      <w:r>
-        <w:rPr>
-          <w:rFonts w:ascii="Calibri" w:cs="Calibri" w:eastAsia="Calibri" w:hAnsi="Calibri"/>
-          <w:sz w:val="22"/>
-          <w:szCs w:val="22"/>
-        </w:rPr>
-        <w:t xml:space="preserve">Notebook figure (Example 12 cell): orange s, green ŝ in the plane of v(1), v(2), dashed purple error. Reading guide: look at the dashed error meeting the plane at a right angle; the notebook prints the same numbers (c = −0.5, 0.5; ŝ = [1,3,2]; error = [−7,−1,5]).</w:t>
+        <w:t xml:space="preserve">Step 5 — projection: ŝ = c₁v⁽¹⁾ + c₂v⁽²⁾ = −½(1,−2,1) + ½(3,4,5). First term (−1/2, 1, −1/2); second (3/2, 2, 5/2). Add entry by entry: (−1/2 + 3/2, 1 + 2, −1/2 + 5/2) = (1, 3, 2)ᵀ.</w:t>
+      </w:r>
+    </w:p>
+    <w:p>
+      <w:pPr>
+        <w:pStyle w:val="ListParagraph"/>
+        <w:numPr>
+          <w:ilvl w:val="0"/>
+          <w:numId w:val="2"/>
+        </w:numPr>
+        <w:spacing w:after="80"/>
+      </w:pPr>
+      <w:r>
+        <w:rPr>
+          <w:rFonts w:ascii="Calibri" w:cs="Calibri" w:eastAsia="Calibri" w:hAnsi="Calibri"/>
+          <w:sz w:val="22"/>
+          <w:szCs w:val="22"/>
+        </w:rPr>
+        <w:t xml:space="preserve">Step 6 — error: s − ŝ = (−6−1, 2−3, 7−2) = (−7, −1, 5)ᵀ.</w:t>
+      </w:r>
+    </w:p>
+    <w:p>
+      <w:pPr>
+        <w:pStyle w:val="ListParagraph"/>
+        <w:numPr>
+          <w:ilvl w:val="0"/>
+          <w:numId w:val="2"/>
+        </w:numPr>
+        <w:spacing w:after="80"/>
+      </w:pPr>
+      <w:r>
+        <w:rPr>
+          <w:rFonts w:ascii="Calibri" w:cs="Calibri" w:eastAsia="Calibri" w:hAnsi="Calibri"/>
+          <w:sz w:val="22"/>
+          <w:szCs w:val="22"/>
+        </w:rPr>
+        <w:t xml:space="preserve">Step 7 — check ⊥ both columns: ⟨v⁽¹⁾,s−ŝ⟩ = 1(−7) + (−2)(−1) + 1(5) = −7 + 2 + 5 = 0 ✓; ⟨v⁽²⁾,s−ŝ⟩ = 3(−7) + 4(−1) + 5(5) = −21 − 4 + 25 = 0 ✓.</w:t>
+      </w:r>
+    </w:p>
+    <w:p>
+      <w:pPr>
+        <w:pStyle w:val="ListParagraph"/>
+        <w:numPr>
+          <w:ilvl w:val="0"/>
+          <w:numId w:val="2"/>
+        </w:numPr>
+        <w:spacing w:after="80"/>
+      </w:pPr>
+      <w:r>
+        <w:rPr>
+          <w:rFonts w:ascii="Calibri" w:cs="Calibri" w:eastAsia="Calibri" w:hAnsi="Calibri"/>
+          <w:sz w:val="22"/>
+          <w:szCs w:val="22"/>
+        </w:rPr>
+        <w:t xml:space="preserve">Step 8 — Pythagoras: ‖s‖² = 36 + 4 + 49 = 89; ‖ŝ‖² = 1 + 9 + 4 = 14; ‖s − ŝ‖² = 49 + 1 + 25 = 75; 14 + 75 = 89 ✓.</w:t>
+      </w:r>
+    </w:p>
+    <w:p>
+      <w:pPr>
+        <w:pStyle w:val="ListParagraph"/>
+        <w:numPr>
+          <w:ilvl w:val="0"/>
+          <w:numId w:val="2"/>
+        </w:numPr>
+        <w:spacing w:after="80"/>
+      </w:pPr>
+      <w:r>
+        <w:rPr>
+          <w:rFonts w:ascii="Calibri" w:cs="Calibri" w:eastAsia="Calibri" w:hAnsi="Calibri"/>
+          <w:sz w:val="22"/>
+          <w:szCs w:val="22"/>
+        </w:rPr>
+        <w:t xml:space="preserve">Notebook figure (Example 12 cell): orange s, green ŝ in the plane of v⁽¹⁾, v⁽²⁾, dashed purple error. Reading guide: look at the dashed error meeting the plane at a right angle; the notebook prints the same numbers (c = −0.5, 0.5; ŝ = [1,3,2]; error = [−7,−1,5]).</w:t>
       </w:r>
     </w:p>
     <w:p>
@@ -1914,61 +2880,79 @@
           <w:sz w:val="22"/>
           <w:szCs w:val="22"/>
         </w:rPr>
-        <w:t xml:space="preserve">The error e = (−7,−1,5) from slide 20 is orthogonal to both columns, so add it as v(3).</w:t>
-      </w:r>
-    </w:p>
-    <w:p>
-      <w:pPr>
-        <w:pStyle w:val="ListParagraph"/>
-        <w:numPr>
-          <w:ilvl w:val="0"/>
-          <w:numId w:val="2"/>
-        </w:numPr>
-        <w:spacing w:after="80"/>
-      </w:pPr>
-      <w:r>
-        <w:rPr>
-          <w:rFonts w:ascii="Calibri" w:cs="Calibri" w:eastAsia="Calibri" w:hAnsi="Calibri"/>
-          <w:sz w:val="22"/>
-          <w:szCs w:val="22"/>
-        </w:rPr>
-        <w:t xml:space="preserve">⟨v(1),v(3)⟩ = −7 + 2 + 5 = 0; ⟨v(2),v(3)⟩ = −21 − 4 + 25 = 0; ‖v(3)‖² = 49 + 1 + 25 = 75.</w:t>
-      </w:r>
-    </w:p>
-    <w:p>
-      <w:pPr>
-        <w:pStyle w:val="ListParagraph"/>
-        <w:numPr>
-          <w:ilvl w:val="0"/>
-          <w:numId w:val="2"/>
-        </w:numPr>
-        <w:spacing w:after="80"/>
-      </w:pPr>
-      <w:r>
-        <w:rPr>
-          <w:rFonts w:ascii="Calibri" w:cs="Calibri" w:eastAsia="Calibri" w:hAnsi="Calibri"/>
-          <w:sz w:val="22"/>
-          <w:szCs w:val="22"/>
-        </w:rPr>
-        <w:t xml:space="preserve">⟨v(3),s⟩ = (−7)(−6) + (−1)(2) + 5(7) = 42 − 2 + 35 = 75, so c₃ = 1. Rebuild: −½v(1) + ½v(2) + v(3) = (1,3,2) + (−7,−1,5) = (−6,2,7) = s.</w:t>
-      </w:r>
-    </w:p>
-    <w:p>
-      <w:pPr>
-        <w:pStyle w:val="ListParagraph"/>
-        <w:numPr>
-          <w:ilvl w:val="0"/>
-          <w:numId w:val="2"/>
-        </w:numPr>
-        <w:spacing w:after="80"/>
-      </w:pPr>
-      <w:r>
-        <w:rPr>
-          <w:rFonts w:ascii="Calibri" w:cs="Calibri" w:eastAsia="Calibri" w:hAnsi="Calibri"/>
-          <w:sz w:val="22"/>
-          <w:szCs w:val="22"/>
-        </w:rPr>
-        <w:t xml:space="preserve">Message: with n = m orthogonal columns the representation is exact (ŝ = s); the third coefficient says the error is exactly one copy of v(3).</w:t>
+        <w:t xml:space="preserve">Idea: the error e = s − ŝ = (−7,−1,5)ᵀ from slide 20 is perpendicular to both columns, so add it as a third column v⁽³⁾ = e. About 3 minutes.</w:t>
+      </w:r>
+    </w:p>
+    <w:p>
+      <w:pPr>
+        <w:pStyle w:val="ListParagraph"/>
+        <w:numPr>
+          <w:ilvl w:val="0"/>
+          <w:numId w:val="2"/>
+        </w:numPr>
+        <w:spacing w:after="80"/>
+      </w:pPr>
+      <w:r>
+        <w:rPr>
+          <w:rFonts w:ascii="Calibri" w:cs="Calibri" w:eastAsia="Calibri" w:hAnsi="Calibri"/>
+          <w:sz w:val="22"/>
+          <w:szCs w:val="22"/>
+        </w:rPr>
+        <w:t xml:space="preserve">Step 1 — orthogonal to the others: ⟨v⁽¹⁾,v⁽³⁾⟩ = −7 + 2 + 5 = 0 ✓; ⟨v⁽²⁾,v⁽³⁾⟩ = −21 − 4 + 25 = 0 ✓. Squared length ‖v⁽³⁾‖² = 49 + 1 + 25 = 75.</w:t>
+      </w:r>
+    </w:p>
+    <w:p>
+      <w:pPr>
+        <w:pStyle w:val="ListParagraph"/>
+        <w:numPr>
+          <w:ilvl w:val="0"/>
+          <w:numId w:val="2"/>
+        </w:numPr>
+        <w:spacing w:after="80"/>
+      </w:pPr>
+      <w:r>
+        <w:rPr>
+          <w:rFonts w:ascii="Calibri" w:cs="Calibri" w:eastAsia="Calibri" w:hAnsi="Calibri"/>
+          <w:sz w:val="22"/>
+          <w:szCs w:val="22"/>
+        </w:rPr>
+        <w:t xml:space="preserve">Step 2 — third coefficient: ⟨v⁽³⁾,s⟩ = (−7)(−6) + (−1)(2) + 5(7) = 42 − 2 + 35 = 75, so c₃ = 75/75 = 1.</w:t>
+      </w:r>
+    </w:p>
+    <w:p>
+      <w:pPr>
+        <w:pStyle w:val="ListParagraph"/>
+        <w:numPr>
+          <w:ilvl w:val="0"/>
+          <w:numId w:val="2"/>
+        </w:numPr>
+        <w:spacing w:after="80"/>
+      </w:pPr>
+      <w:r>
+        <w:rPr>
+          <w:rFonts w:ascii="Calibri" w:cs="Calibri" w:eastAsia="Calibri" w:hAnsi="Calibri"/>
+          <w:sz w:val="22"/>
+          <w:szCs w:val="22"/>
+        </w:rPr>
+        <w:t xml:space="preserve">Step 3 — rebuild: s = −½v⁽¹⁾ + ½v⁽²⁾ + 1·v⁽³⁾ = (1,3,2) + (−7,−1,5) = (1−7, 3−1, 2+5) = (−6, 2, 7) = s. ✓</w:t>
+      </w:r>
+    </w:p>
+    <w:p>
+      <w:pPr>
+        <w:pStyle w:val="ListParagraph"/>
+        <w:numPr>
+          <w:ilvl w:val="0"/>
+          <w:numId w:val="2"/>
+        </w:numPr>
+        <w:spacing w:after="80"/>
+      </w:pPr>
+      <w:r>
+        <w:rPr>
+          <w:rFonts w:ascii="Calibri" w:cs="Calibri" w:eastAsia="Calibri" w:hAnsi="Calibri"/>
+          <w:sz w:val="22"/>
+          <w:szCs w:val="22"/>
+        </w:rPr>
+        <w:t xml:space="preserve">Message: V = [v⁽¹⁾ v⁽²⁾ v⁽³⁾] is square (n = m = 3) with orthogonal columns, so ŝ = s and nothing is left over; the third coefficient says the error is exactly one copy of v⁽³⁾.</w:t>
       </w:r>
     </w:p>
     <w:p>
@@ -2016,43 +3000,115 @@
           <w:sz w:val="22"/>
           <w:szCs w:val="22"/>
         </w:rPr>
-        <w:t xml:space="preserve">Take the inner product of Vc = s with column i; all cross terms vanish, giving cᵢ‖v(i)‖² = ⟨v(i),s⟩. No Gaussian elimination. About 3 minutes.</w:t>
-      </w:r>
-    </w:p>
-    <w:p>
-      <w:pPr>
-        <w:pStyle w:val="ListParagraph"/>
-        <w:numPr>
-          <w:ilvl w:val="0"/>
-          <w:numId w:val="2"/>
-        </w:numPr>
-        <w:spacing w:after="80"/>
-      </w:pPr>
-      <w:r>
-        <w:rPr>
-          <w:rFonts w:ascii="Calibri" w:cs="Calibri" w:eastAsia="Calibri" w:hAnsi="Calibri"/>
-          <w:sz w:val="22"/>
-          <w:szCs w:val="22"/>
-        </w:rPr>
-        <w:t xml:space="preserve">Nonsingular: if Vc = 0, the same step with s = 0 gives cᵢ‖v(i)‖² = 0, so cᵢ = 0 for every i (nonzero columns).</w:t>
-      </w:r>
-    </w:p>
-    <w:p>
-      <w:pPr>
-        <w:pStyle w:val="ListParagraph"/>
-        <w:numPr>
-          <w:ilvl w:val="0"/>
-          <w:numId w:val="2"/>
-        </w:numPr>
-        <w:spacing w:after="80"/>
-      </w:pPr>
-      <w:r>
-        <w:rPr>
-          <w:rFonts w:ascii="Calibri" w:cs="Calibri" w:eastAsia="Calibri" w:hAnsi="Calibri"/>
-          <w:sz w:val="22"/>
-          <w:szCs w:val="22"/>
-        </w:rPr>
-        <w:t xml:space="preserve">Tiny example: columns (1,1) and (1,−1). ⟨v(1),v(2)⟩ = 1 − 1 = 0, ‖v(j)‖² = 2. For s = (5,1): c₁ = (5 + 1)/2 = 3, c₂ = (5 − 1)/2 = 2; check 3(1,1) + 2(1,−1) = (5,1). This is the N = 2 Fourier matrix, foreshadowing Lectures 11–12.</w:t>
+        <w:t xml:space="preserve">Goal: solve Vc = s without Gaussian elimination when the columns are orthogonal. About 3 minutes.</w:t>
+      </w:r>
+    </w:p>
+    <w:p>
+      <w:pPr>
+        <w:pStyle w:val="ListParagraph"/>
+        <w:numPr>
+          <w:ilvl w:val="0"/>
+          <w:numId w:val="2"/>
+        </w:numPr>
+        <w:spacing w:after="80"/>
+      </w:pPr>
+      <w:r>
+        <w:rPr>
+          <w:rFonts w:ascii="Calibri" w:cs="Calibri" w:eastAsia="Calibri" w:hAnsi="Calibri"/>
+          <w:sz w:val="22"/>
+          <w:szCs w:val="22"/>
+        </w:rPr>
+        <w:t xml:space="preserve">Step 1 — start from Vc = s, i.e. c₁v⁽¹⁾ + … + cₙv⁽ⁿ⁾ = s. Take the inner product of both sides with column i: ⟨v⁽ⁱ⁾, Vc⟩ = ⟨v⁽ⁱ⁾, s⟩.</w:t>
+      </w:r>
+    </w:p>
+    <w:p>
+      <w:pPr>
+        <w:pStyle w:val="ListParagraph"/>
+        <w:numPr>
+          <w:ilvl w:val="0"/>
+          <w:numId w:val="2"/>
+        </w:numPr>
+        <w:spacing w:after="80"/>
+      </w:pPr>
+      <w:r>
+        <w:rPr>
+          <w:rFonts w:ascii="Calibri" w:cs="Calibri" w:eastAsia="Calibri" w:hAnsi="Calibri"/>
+          <w:sz w:val="22"/>
+          <w:szCs w:val="22"/>
+        </w:rPr>
+        <w:t xml:space="preserve">Step 2 — expand the left side by linearity: ⟨v⁽ⁱ⁾, Σⱼ cⱼv⁽ʲ⁾⟩ = Σⱼ cⱼ⟨v⁽ⁱ⁾,v⁽ʲ⁾⟩. Orthogonality kills every j ≠ i, leaving cᵢ‖v⁽ⁱ⁾‖².</w:t>
+      </w:r>
+    </w:p>
+    <w:p>
+      <w:pPr>
+        <w:pStyle w:val="ListParagraph"/>
+        <w:numPr>
+          <w:ilvl w:val="0"/>
+          <w:numId w:val="2"/>
+        </w:numPr>
+        <w:spacing w:after="80"/>
+      </w:pPr>
+      <w:r>
+        <w:rPr>
+          <w:rFonts w:ascii="Calibri" w:cs="Calibri" w:eastAsia="Calibri" w:hAnsi="Calibri"/>
+          <w:sz w:val="22"/>
+          <w:szCs w:val="22"/>
+        </w:rPr>
+        <w:t xml:space="preserve">Step 3 — so cᵢ‖v⁽ⁱ⁾‖² = ⟨v⁽ⁱ⁾,s⟩ and cᵢ = ⟨v⁽ⁱ⁾,s⟩/‖v⁽ⁱ⁾‖². Each unknown is found on its own.</w:t>
+      </w:r>
+    </w:p>
+    <w:p>
+      <w:pPr>
+        <w:pStyle w:val="ListParagraph"/>
+        <w:numPr>
+          <w:ilvl w:val="0"/>
+          <w:numId w:val="2"/>
+        </w:numPr>
+        <w:spacing w:after="80"/>
+      </w:pPr>
+      <w:r>
+        <w:rPr>
+          <w:rFonts w:ascii="Calibri" w:cs="Calibri" w:eastAsia="Calibri" w:hAnsi="Calibri"/>
+          <w:sz w:val="22"/>
+          <w:szCs w:val="22"/>
+        </w:rPr>
+        <w:t xml:space="preserve">Nonsingular: if Vc = 0, the same steps with s = 0 give cᵢ‖v⁽ⁱ⁾‖² = 0, so cᵢ = 0 for every i (columns nonzero). Only c = 0 solves Vc = 0, so V is invertible.</w:t>
+      </w:r>
+    </w:p>
+    <w:p>
+      <w:pPr>
+        <w:pStyle w:val="ListParagraph"/>
+        <w:numPr>
+          <w:ilvl w:val="0"/>
+          <w:numId w:val="2"/>
+        </w:numPr>
+        <w:spacing w:after="80"/>
+      </w:pPr>
+      <w:r>
+        <w:rPr>
+          <w:rFonts w:ascii="Calibri" w:cs="Calibri" w:eastAsia="Calibri" w:hAnsi="Calibri"/>
+          <w:sz w:val="22"/>
+          <w:szCs w:val="22"/>
+        </w:rPr>
+        <w:t xml:space="preserve">Tiny example: columns v⁽¹⁾ = (1,1)ᵀ, v⁽²⁾ = (1,−1)ᵀ. ⟨v⁽¹⁾,v⁽²⁾⟩ = 1 − 1 = 0; ‖v⁽ʲ⁾‖² = 1 + 1 = 2. For s = (5,1)ᵀ: c₁ = (5 + 1)/2 = 3 and c₂ = (5 − 1)/2 = 2.</w:t>
+      </w:r>
+    </w:p>
+    <w:p>
+      <w:pPr>
+        <w:pStyle w:val="ListParagraph"/>
+        <w:numPr>
+          <w:ilvl w:val="0"/>
+          <w:numId w:val="2"/>
+        </w:numPr>
+        <w:spacing w:after="80"/>
+      </w:pPr>
+      <w:r>
+        <w:rPr>
+          <w:rFonts w:ascii="Calibri" w:cs="Calibri" w:eastAsia="Calibri" w:hAnsi="Calibri"/>
+          <w:sz w:val="22"/>
+          <w:szCs w:val="22"/>
+        </w:rPr>
+        <w:t xml:space="preserve">Check: 3(1,1) + 2(1,−1) = (3+2, 3−2) = (5,1) ✓. This matrix [[1,1],[1,−1]] is the N = 2 Fourier matrix, foreshadowing Lectures 11–12.</w:t>
       </w:r>
     </w:p>
     <w:p>
@@ -2100,25 +3156,97 @@
           <w:sz w:val="22"/>
           <w:szCs w:val="22"/>
         </w:rPr>
-        <w:t xml:space="preserve">Generated figure. Templates a = (1,1,1,1) and b = (1,−1,1,−1) are orthogonal: ⟨a,b⟩ = 1 − 1 + 1 − 1 = 0, ‖a‖² = ‖b‖² = 4.</w:t>
-      </w:r>
-    </w:p>
-    <w:p>
-      <w:pPr>
-        <w:pStyle w:val="ListParagraph"/>
-        <w:numPr>
-          <w:ilvl w:val="0"/>
-          <w:numId w:val="2"/>
-        </w:numPr>
-        <w:spacing w:after="80"/>
-      </w:pPr>
-      <w:r>
-        <w:rPr>
-          <w:rFonts w:ascii="Calibri" w:cs="Calibri" w:eastAsia="Calibri" w:hAnsi="Calibri"/>
-          <w:sz w:val="22"/>
-          <w:szCs w:val="22"/>
-        </w:rPr>
-        <w:t xml:space="preserve">Signal x = (3,1,3,2): c_a = (3 + 1 + 3 + 2)/4 = 9/4 = 2.25 (the average), c_b = (3 − 1 + 3 − 2)/4 = 3/4 = 0.75. x̂ = 2.25a + 0.75b = (3, 1.5, 3, 1.5); error e = (0,−0.5,0,0.5), ⟨a,e⟩ = 0, ⟨b,e⟩ = 0.5 − 0.5 = 0.</w:t>
+        <w:t xml:space="preserve">A 4-sample signal is a vector in ℝ⁴. Templates a = (1,1,1,1)ᵀ (constant) and b = (1,−1,1,−1)ᵀ (alternating); signal x = (3,1,3,2)ᵀ. About 3 minutes.</w:t>
+      </w:r>
+    </w:p>
+    <w:p>
+      <w:pPr>
+        <w:pStyle w:val="ListParagraph"/>
+        <w:numPr>
+          <w:ilvl w:val="0"/>
+          <w:numId w:val="2"/>
+        </w:numPr>
+        <w:spacing w:after="80"/>
+      </w:pPr>
+      <w:r>
+        <w:rPr>
+          <w:rFonts w:ascii="Calibri" w:cs="Calibri" w:eastAsia="Calibri" w:hAnsi="Calibri"/>
+          <w:sz w:val="22"/>
+          <w:szCs w:val="22"/>
+        </w:rPr>
+        <w:t xml:space="preserve">Step 1 — orthogonal templates: ⟨a,b⟩ = 1 − 1 + 1 − 1 = 0; ‖a‖² = 4 = ‖b‖².</w:t>
+      </w:r>
+    </w:p>
+    <w:p>
+      <w:pPr>
+        <w:pStyle w:val="ListParagraph"/>
+        <w:numPr>
+          <w:ilvl w:val="0"/>
+          <w:numId w:val="2"/>
+        </w:numPr>
+        <w:spacing w:after="80"/>
+      </w:pPr>
+      <w:r>
+        <w:rPr>
+          <w:rFonts w:ascii="Calibri" w:cs="Calibri" w:eastAsia="Calibri" w:hAnsi="Calibri"/>
+          <w:sz w:val="22"/>
+          <w:szCs w:val="22"/>
+        </w:rPr>
+        <w:t xml:space="preserve">Step 2 — c_a = ⟨a,x⟩/4 = (3 + 1 + 3 + 2)/4 = 9/4 = 2.25 (the average of x). c_b = ⟨b,x⟩/4 = (3 − 1 + 3 − 2)/4 = 3/4 = 0.75.</w:t>
+      </w:r>
+    </w:p>
+    <w:p>
+      <w:pPr>
+        <w:pStyle w:val="ListParagraph"/>
+        <w:numPr>
+          <w:ilvl w:val="0"/>
+          <w:numId w:val="2"/>
+        </w:numPr>
+        <w:spacing w:after="80"/>
+      </w:pPr>
+      <w:r>
+        <w:rPr>
+          <w:rFonts w:ascii="Calibri" w:cs="Calibri" w:eastAsia="Calibri" w:hAnsi="Calibri"/>
+          <w:sz w:val="22"/>
+          <w:szCs w:val="22"/>
+        </w:rPr>
+        <w:t xml:space="preserve">Step 3 — x̂ = 2.25a + 0.75b, entry by entry: n=0: 2.25 + 0.75 = 3; n=1: 2.25 − 0.75 = 1.5; n=2: 3; n=3: 1.5. So x̂ = (3, 1.5, 3, 1.5).</w:t>
+      </w:r>
+    </w:p>
+    <w:p>
+      <w:pPr>
+        <w:pStyle w:val="ListParagraph"/>
+        <w:numPr>
+          <w:ilvl w:val="0"/>
+          <w:numId w:val="2"/>
+        </w:numPr>
+        <w:spacing w:after="80"/>
+      </w:pPr>
+      <w:r>
+        <w:rPr>
+          <w:rFonts w:ascii="Calibri" w:cs="Calibri" w:eastAsia="Calibri" w:hAnsi="Calibri"/>
+          <w:sz w:val="22"/>
+          <w:szCs w:val="22"/>
+        </w:rPr>
+        <w:t xml:space="preserve">Step 4 — error e = x − x̂ = (3−3, 1−1.5, 3−3, 2−1.5) = (0, −0.5, 0, 0.5).</w:t>
+      </w:r>
+    </w:p>
+    <w:p>
+      <w:pPr>
+        <w:pStyle w:val="ListParagraph"/>
+        <w:numPr>
+          <w:ilvl w:val="0"/>
+          <w:numId w:val="2"/>
+        </w:numPr>
+        <w:spacing w:after="80"/>
+      </w:pPr>
+      <w:r>
+        <w:rPr>
+          <w:rFonts w:ascii="Calibri" w:cs="Calibri" w:eastAsia="Calibri" w:hAnsi="Calibri"/>
+          <w:sz w:val="22"/>
+          <w:szCs w:val="22"/>
+        </w:rPr>
+        <w:t xml:space="preserve">Step 5 — checks: ⟨a,e⟩ = 0 − 0.5 + 0 + 0.5 = 0; ⟨b,e⟩ = 0(1) + (−0.5)(−1) + 0(1) + 0.5(−1) = 0.5 − 0.5 = 0 ✓. Energy: ‖x‖² = 9 + 1 + 9 + 4 = 23 = ‖x̂‖² + ‖e‖² = (9 + 2.25 + 9 + 2.25) + 0.5 = 22.5 + 0.5 ✓.</w:t>
       </w:r>
     </w:p>
     <w:p>
@@ -2184,89 +3312,97 @@
           <w:sz w:val="22"/>
           <w:szCs w:val="22"/>
         </w:rPr>
-        <w:t xml:space="preserve">(1) Dividing by ‖a‖ instead of ‖a‖²: for a = (3,1), b = (1,2.5) the right λ is 5.5/10 = 0.55; 5.5/√10 ≈ 1.739 gives ‖b̂‖ = 5.5, longer than ‖b‖ ≈ 2.69, which is impossible.</w:t>
-      </w:r>
-    </w:p>
-    <w:p>
-      <w:pPr>
-        <w:pStyle w:val="ListParagraph"/>
-        <w:numPr>
-          <w:ilvl w:val="0"/>
-          <w:numId w:val="2"/>
-        </w:numPr>
-        <w:spacing w:after="80"/>
-      </w:pPr>
-      <w:r>
-        <w:rPr>
-          <w:rFonts w:ascii="Calibri" w:cs="Calibri" w:eastAsia="Calibri" w:hAnsi="Calibri"/>
-          <w:sz w:val="22"/>
-          <w:szCs w:val="22"/>
-        </w:rPr>
-        <w:t xml:space="preserve">(2) Checking that the error is perpendicular to ŝ only; it must be perpendicular to every column of V.</w:t>
-      </w:r>
-    </w:p>
-    <w:p>
-      <w:pPr>
-        <w:pStyle w:val="ListParagraph"/>
-        <w:numPr>
-          <w:ilvl w:val="0"/>
-          <w:numId w:val="2"/>
-        </w:numPr>
-        <w:spacing w:after="80"/>
-      </w:pPr>
-      <w:r>
-        <w:rPr>
-          <w:rFonts w:ascii="Calibri" w:cs="Calibri" w:eastAsia="Calibri" w:hAnsi="Calibri"/>
-          <w:sz w:val="22"/>
-          <w:szCs w:val="22"/>
-        </w:rPr>
-        <w:t xml:space="preserve">(3) Summing one-column projections when the columns are not orthogonal: v(1) = (1,0), v(2) = (1,1), s = (0,2). Projections: (0,0) + (1,1) = (1,1) ≠ s, while the true coefficients c = (−2,2) give −2(1,0) + 2(1,1) = (0,2).</w:t>
-      </w:r>
-    </w:p>
-    <w:p>
-      <w:pPr>
-        <w:pStyle w:val="ListParagraph"/>
-        <w:numPr>
-          <w:ilvl w:val="0"/>
-          <w:numId w:val="2"/>
-        </w:numPr>
-        <w:spacing w:after="80"/>
-      </w:pPr>
-      <w:r>
-        <w:rPr>
-          <w:rFonts w:ascii="Calibri" w:cs="Calibri" w:eastAsia="Calibri" w:hAnsi="Calibri"/>
-          <w:sz w:val="22"/>
-          <w:szCs w:val="22"/>
-        </w:rPr>
-        <w:t xml:space="preserve">(4) Dropping the sign of λ: a negative λ means an obtuse angle (slide 12, λ = −1).</w:t>
-      </w:r>
-    </w:p>
-    <w:p>
-      <w:pPr>
-        <w:pBdr>
-          <w:left w:val="single" w:color="7A1A1A" w:sz="18" w:space="8"/>
-        </w:pBdr>
-        <w:spacing w:after="140" w:before="100"/>
-        <w:ind w:left="360"/>
-      </w:pPr>
-      <w:r>
-        <w:rPr>
-          <w:rFonts w:ascii="Calibri" w:cs="Calibri" w:eastAsia="Calibri" w:hAnsi="Calibri"/>
-          <w:b/>
-          <w:bCs/>
-          <w:color w:val="7A1A1A"/>
-          <w:sz w:val="22"/>
-          <w:szCs w:val="22"/>
-        </w:rPr>
-        <w:t xml:space="preserve">Also: </w:t>
-      </w:r>
-      <w:r>
-        <w:rPr>
-          <w:rFonts w:ascii="Calibri" w:cs="Calibri" w:eastAsia="Calibri" w:hAnsi="Calibri"/>
-          <w:sz w:val="22"/>
-          <w:szCs w:val="22"/>
-        </w:rPr>
-        <w:t xml:space="preserve">For n &lt; m the projection is the closest point, not s itself (only n = m gives exact representation).</w:t>
+        <w:t xml:space="preserve">Four traps, each exposed by a number. About 2 minutes.</w:t>
+      </w:r>
+    </w:p>
+    <w:p>
+      <w:pPr>
+        <w:pStyle w:val="ListParagraph"/>
+        <w:numPr>
+          <w:ilvl w:val="0"/>
+          <w:numId w:val="2"/>
+        </w:numPr>
+        <w:spacing w:after="80"/>
+      </w:pPr>
+      <w:r>
+        <w:rPr>
+          <w:rFonts w:ascii="Calibri" w:cs="Calibri" w:eastAsia="Calibri" w:hAnsi="Calibri"/>
+          <w:sz w:val="22"/>
+          <w:szCs w:val="22"/>
+        </w:rPr>
+        <w:t xml:space="preserve">(1) Dividing by ‖a‖ instead of ‖a‖²: a = (3,1), b = (1,2.5). Right: λ = 5.5/10 = 0.55, b̂ = (1.65,0.55). Wrong: λ′ = 5.5/√10 = 5.5/3.162 = 1.739, b̂′ = 1.739(3,1) = (5.217, 1.739), ‖b̂′‖ = 1.739·3.162 = 5.5, longer than ‖b‖ = √7.25 = 2.693. A projection can never be longer than b, so this is impossible.</w:t>
+      </w:r>
+    </w:p>
+    <w:p>
+      <w:pPr>
+        <w:pStyle w:val="ListParagraph"/>
+        <w:numPr>
+          <w:ilvl w:val="0"/>
+          <w:numId w:val="2"/>
+        </w:numPr>
+        <w:spacing w:after="80"/>
+      </w:pPr>
+      <w:r>
+        <w:rPr>
+          <w:rFonts w:ascii="Calibri" w:cs="Calibri" w:eastAsia="Calibri" w:hAnsi="Calibri"/>
+          <w:sz w:val="22"/>
+          <w:szCs w:val="22"/>
+        </w:rPr>
+        <w:t xml:space="preserve">(2) Checking that the error is perpendicular to ŝ only: for V with columns v⁽ⁱ⁾ check ⟨v⁽ⁱ⁾, s − ŝ⟩ = 0 for each i (slide 20 does both).</w:t>
+      </w:r>
+    </w:p>
+    <w:p>
+      <w:pPr>
+        <w:pStyle w:val="ListParagraph"/>
+        <w:numPr>
+          <w:ilvl w:val="0"/>
+          <w:numId w:val="2"/>
+        </w:numPr>
+        <w:spacing w:after="80"/>
+      </w:pPr>
+      <w:r>
+        <w:rPr>
+          <w:rFonts w:ascii="Calibri" w:cs="Calibri" w:eastAsia="Calibri" w:hAnsi="Calibri"/>
+          <w:sz w:val="22"/>
+          <w:szCs w:val="22"/>
+        </w:rPr>
+        <w:t xml:space="preserve">(3) Summing one-column projections when the columns are not orthogonal: v⁽¹⁾ = (1,0), v⁽²⁾ = (1,1) (⟨v⁽¹⁾,v⁽²⁾⟩ = 1 ≠ 0), s = (0,2). Projection on v⁽¹⁾: (0·1 + 2·0)/1 = 0 → (0,0). On v⁽²⁾: (0 + 2)/2 = 1 → (1,1). Sum (1,1) ≠ s. Solving Vc = s instead: c₁(1,0) + c₂(1,1) = (c₁ + c₂, c₂) = (0,2) ⇒ c₂ = 2, c₁ = −2: −2(1,0) + 2(1,1) = (0,2) ✓.</w:t>
+      </w:r>
+    </w:p>
+    <w:p>
+      <w:pPr>
+        <w:pStyle w:val="ListParagraph"/>
+        <w:numPr>
+          <w:ilvl w:val="0"/>
+          <w:numId w:val="2"/>
+        </w:numPr>
+        <w:spacing w:after="80"/>
+      </w:pPr>
+      <w:r>
+        <w:rPr>
+          <w:rFonts w:ascii="Calibri" w:cs="Calibri" w:eastAsia="Calibri" w:hAnsi="Calibri"/>
+          <w:sz w:val="22"/>
+          <w:szCs w:val="22"/>
+        </w:rPr>
+        <w:t xml:space="preserve">(4) Dropping the sign of λ: slide 12 has λ = −1, which means the angle is obtuse (cosθ &lt; 0) and the projection points opposite to a.</w:t>
+      </w:r>
+    </w:p>
+    <w:p>
+      <w:pPr>
+        <w:pStyle w:val="ListParagraph"/>
+        <w:numPr>
+          <w:ilvl w:val="0"/>
+          <w:numId w:val="2"/>
+        </w:numPr>
+        <w:spacing w:after="80"/>
+      </w:pPr>
+      <w:r>
+        <w:rPr>
+          <w:rFonts w:ascii="Calibri" w:cs="Calibri" w:eastAsia="Calibri" w:hAnsi="Calibri"/>
+          <w:sz w:val="22"/>
+          <w:szCs w:val="22"/>
+        </w:rPr>
+        <w:t xml:space="preserve">Also: For n &lt; m the projection is the closest point, not s itself (only n = m gives exact representation).</w:t>
       </w:r>
     </w:p>
     <w:p>
@@ -2314,43 +3450,79 @@
           <w:sz w:val="22"/>
           <w:szCs w:val="22"/>
         </w:rPr>
-        <w:t xml:space="preserve">a = (1,2,−1), b = (3,0,1). ⟨a,b⟩ = 1(3) + 2(0) + (−1)(1) = 2.</w:t>
-      </w:r>
-    </w:p>
-    <w:p>
-      <w:pPr>
-        <w:pStyle w:val="ListParagraph"/>
-        <w:numPr>
-          <w:ilvl w:val="0"/>
-          <w:numId w:val="2"/>
-        </w:numPr>
-        <w:spacing w:after="80"/>
-      </w:pPr>
-      <w:r>
-        <w:rPr>
-          <w:rFonts w:ascii="Calibri" w:cs="Calibri" w:eastAsia="Calibri" w:hAnsi="Calibri"/>
-          <w:sz w:val="22"/>
-          <w:szCs w:val="22"/>
-        </w:rPr>
-        <w:t xml:space="preserve">‖a‖² = 1 + 4 + 1 = 6; ‖b‖² = 9 + 0 + 1 = 10. cosθ = 2/(√6√10) = 2/√60 ≈ 2/7.746 ≈ 0.258.</w:t>
-      </w:r>
-    </w:p>
-    <w:p>
-      <w:pPr>
-        <w:pStyle w:val="ListParagraph"/>
-        <w:numPr>
-          <w:ilvl w:val="0"/>
-          <w:numId w:val="2"/>
-        </w:numPr>
-        <w:spacing w:after="80"/>
-      </w:pPr>
-      <w:r>
-        <w:rPr>
-          <w:rFonts w:ascii="Calibri" w:cs="Calibri" w:eastAsia="Calibri" w:hAnsi="Calibri"/>
-          <w:sz w:val="22"/>
-          <w:szCs w:val="22"/>
-        </w:rPr>
-        <w:t xml:space="preserve">θ = arccos(0.258) ≈ 1.310 rad ≈ 1.310·180°/π ≈ 75.0°.</w:t>
+        <w:t xml:space="preserve">Find the angle between a = (1,2,−1)ᵀ and b = (3,0,1)ᵀ with cosθ = ⟨a,b⟩/(‖a‖‖b‖). About 3 minutes.</w:t>
+      </w:r>
+    </w:p>
+    <w:p>
+      <w:pPr>
+        <w:pStyle w:val="ListParagraph"/>
+        <w:numPr>
+          <w:ilvl w:val="0"/>
+          <w:numId w:val="2"/>
+        </w:numPr>
+        <w:spacing w:after="80"/>
+      </w:pPr>
+      <w:r>
+        <w:rPr>
+          <w:rFonts w:ascii="Calibri" w:cs="Calibri" w:eastAsia="Calibri" w:hAnsi="Calibri"/>
+          <w:sz w:val="22"/>
+          <w:szCs w:val="22"/>
+        </w:rPr>
+        <w:t xml:space="preserve">Step 1 — ⟨a,b⟩ = 1(3) + 2(0) + (−1)(1) = 3 + 0 − 1 = 2.</w:t>
+      </w:r>
+    </w:p>
+    <w:p>
+      <w:pPr>
+        <w:pStyle w:val="ListParagraph"/>
+        <w:numPr>
+          <w:ilvl w:val="0"/>
+          <w:numId w:val="2"/>
+        </w:numPr>
+        <w:spacing w:after="80"/>
+      </w:pPr>
+      <w:r>
+        <w:rPr>
+          <w:rFonts w:ascii="Calibri" w:cs="Calibri" w:eastAsia="Calibri" w:hAnsi="Calibri"/>
+          <w:sz w:val="22"/>
+          <w:szCs w:val="22"/>
+        </w:rPr>
+        <w:t xml:space="preserve">Step 2 — ‖a‖² = 1 + 4 + 1 = 6, ‖a‖ = √6 = 2.449; ‖b‖² = 9 + 0 + 1 = 10, ‖b‖ = √10 = 3.162.</w:t>
+      </w:r>
+    </w:p>
+    <w:p>
+      <w:pPr>
+        <w:pStyle w:val="ListParagraph"/>
+        <w:numPr>
+          <w:ilvl w:val="0"/>
+          <w:numId w:val="2"/>
+        </w:numPr>
+        <w:spacing w:after="80"/>
+      </w:pPr>
+      <w:r>
+        <w:rPr>
+          <w:rFonts w:ascii="Calibri" w:cs="Calibri" w:eastAsia="Calibri" w:hAnsi="Calibri"/>
+          <w:sz w:val="22"/>
+          <w:szCs w:val="22"/>
+        </w:rPr>
+        <w:t xml:space="preserve">Step 3 — cosθ = 2/(√6·√10) = 2/√60 = 2/7.746 = 0.2582.</w:t>
+      </w:r>
+    </w:p>
+    <w:p>
+      <w:pPr>
+        <w:pStyle w:val="ListParagraph"/>
+        <w:numPr>
+          <w:ilvl w:val="0"/>
+          <w:numId w:val="2"/>
+        </w:numPr>
+        <w:spacing w:after="80"/>
+      </w:pPr>
+      <w:r>
+        <w:rPr>
+          <w:rFonts w:ascii="Calibri" w:cs="Calibri" w:eastAsia="Calibri" w:hAnsi="Calibri"/>
+          <w:sz w:val="22"/>
+          <w:szCs w:val="22"/>
+        </w:rPr>
+        <w:t xml:space="preserve">Step 4 — θ = arccos(0.2582) = 1.3096 rad ≈ 1.310 rad. In degrees: 1.310 × 180/π = 1.310 × 57.296 = 75.0° (check: cos 75° = 0.2588).</w:t>
       </w:r>
     </w:p>
     <w:p>
@@ -2416,43 +3588,97 @@
           <w:sz w:val="22"/>
           <w:szCs w:val="22"/>
         </w:rPr>
-        <w:t xml:space="preserve">Same vectors as the figure on slide 8: b = (1,2.5), a = (3,1). ⟨a,b⟩ = 3 + 2.5 = 5.5; ‖a‖² = 10; λ = 0.55.</w:t>
-      </w:r>
-    </w:p>
-    <w:p>
-      <w:pPr>
-        <w:pStyle w:val="ListParagraph"/>
-        <w:numPr>
-          <w:ilvl w:val="0"/>
-          <w:numId w:val="2"/>
-        </w:numPr>
-        <w:spacing w:after="80"/>
-      </w:pPr>
-      <w:r>
-        <w:rPr>
-          <w:rFonts w:ascii="Calibri" w:cs="Calibri" w:eastAsia="Calibri" w:hAnsi="Calibri"/>
-          <w:sz w:val="22"/>
-          <w:szCs w:val="22"/>
-        </w:rPr>
-        <w:t xml:space="preserve">b̂ = 0.55(3,1) = (1.65, 0.55); residual b − b̂ = (−0.65, 1.95).</w:t>
-      </w:r>
-    </w:p>
-    <w:p>
-      <w:pPr>
-        <w:pStyle w:val="ListParagraph"/>
-        <w:numPr>
-          <w:ilvl w:val="0"/>
-          <w:numId w:val="2"/>
-        </w:numPr>
-        <w:spacing w:after="80"/>
-      </w:pPr>
-      <w:r>
-        <w:rPr>
-          <w:rFonts w:ascii="Calibri" w:cs="Calibri" w:eastAsia="Calibri" w:hAnsi="Calibri"/>
-          <w:sz w:val="22"/>
-          <w:szCs w:val="22"/>
-        </w:rPr>
-        <w:t xml:space="preserve">Checks: ⟨a, residual⟩ = 3(−0.65) + 1.95 = 0. Pythagoras: ‖b‖² = 1 + 6.25 = 7.25 = 3.025 + 4.225 = ‖b̂‖² + ‖residual‖². Skip or assign if running late.</w:t>
+        <w:t xml:space="preserve">Project b = (1,2.5) onto a = (3,1): the example drawn on slide 8. About 3 minutes.</w:t>
+      </w:r>
+    </w:p>
+    <w:p>
+      <w:pPr>
+        <w:pStyle w:val="ListParagraph"/>
+        <w:numPr>
+          <w:ilvl w:val="0"/>
+          <w:numId w:val="2"/>
+        </w:numPr>
+        <w:spacing w:after="80"/>
+      </w:pPr>
+      <w:r>
+        <w:rPr>
+          <w:rFonts w:ascii="Calibri" w:cs="Calibri" w:eastAsia="Calibri" w:hAnsi="Calibri"/>
+          <w:sz w:val="22"/>
+          <w:szCs w:val="22"/>
+        </w:rPr>
+        <w:t xml:space="preserve">Step 1 — ⟨a,b⟩ = 3(1) + 1(2.5) = 5.5; ‖a‖² = 9 + 1 = 10; λ = 5.5/10 = 0.55.</w:t>
+      </w:r>
+    </w:p>
+    <w:p>
+      <w:pPr>
+        <w:pStyle w:val="ListParagraph"/>
+        <w:numPr>
+          <w:ilvl w:val="0"/>
+          <w:numId w:val="2"/>
+        </w:numPr>
+        <w:spacing w:after="80"/>
+      </w:pPr>
+      <w:r>
+        <w:rPr>
+          <w:rFonts w:ascii="Calibri" w:cs="Calibri" w:eastAsia="Calibri" w:hAnsi="Calibri"/>
+          <w:sz w:val="22"/>
+          <w:szCs w:val="22"/>
+        </w:rPr>
+        <w:t xml:space="preserve">Step 2 — b̂ = 0.55(3,1) = (1.65, 0.55); residual b − b̂ = (1 − 1.65, 2.5 − 0.55) = (−0.65, 1.95).</w:t>
+      </w:r>
+    </w:p>
+    <w:p>
+      <w:pPr>
+        <w:pStyle w:val="ListParagraph"/>
+        <w:numPr>
+          <w:ilvl w:val="0"/>
+          <w:numId w:val="2"/>
+        </w:numPr>
+        <w:spacing w:after="80"/>
+      </w:pPr>
+      <w:r>
+        <w:rPr>
+          <w:rFonts w:ascii="Calibri" w:cs="Calibri" w:eastAsia="Calibri" w:hAnsi="Calibri"/>
+          <w:sz w:val="22"/>
+          <w:szCs w:val="22"/>
+        </w:rPr>
+        <w:t xml:space="preserve">Check 1 — perpendicular: ⟨a, b − b̂⟩ = 3(−0.65) + 1(1.95) = −1.95 + 1.95 = 0.</w:t>
+      </w:r>
+    </w:p>
+    <w:p>
+      <w:pPr>
+        <w:pStyle w:val="ListParagraph"/>
+        <w:numPr>
+          <w:ilvl w:val="0"/>
+          <w:numId w:val="2"/>
+        </w:numPr>
+        <w:spacing w:after="80"/>
+      </w:pPr>
+      <w:r>
+        <w:rPr>
+          <w:rFonts w:ascii="Calibri" w:cs="Calibri" w:eastAsia="Calibri" w:hAnsi="Calibri"/>
+          <w:sz w:val="22"/>
+          <w:szCs w:val="22"/>
+        </w:rPr>
+        <w:t xml:space="preserve">Check 2 — Pythagoras: ‖b‖² = 1 + 6.25 = 7.25; ‖b̂‖² = 1.65² + 0.55² = 2.7225 + 0.3025 = 3.025; ‖b − b̂‖² = 0.65² + 1.95² = 0.4225 + 3.8025 = 4.225; 3.025 + 4.225 = 7.25 ✓.</w:t>
+      </w:r>
+    </w:p>
+    <w:p>
+      <w:pPr>
+        <w:pStyle w:val="ListParagraph"/>
+        <w:numPr>
+          <w:ilvl w:val="0"/>
+          <w:numId w:val="2"/>
+        </w:numPr>
+        <w:spacing w:after="80"/>
+      </w:pPr>
+      <w:r>
+        <w:rPr>
+          <w:rFonts w:ascii="Calibri" w:cs="Calibri" w:eastAsia="Calibri" w:hAnsi="Calibri"/>
+          <w:sz w:val="22"/>
+          <w:szCs w:val="22"/>
+        </w:rPr>
+        <w:t xml:space="preserve">Skip or assign if running late.</w:t>
       </w:r>
     </w:p>
     <w:p>
@@ -2500,25 +3726,61 @@
           <w:sz w:val="22"/>
           <w:szCs w:val="22"/>
         </w:rPr>
-        <w:t xml:space="preserve">Try v = (1,j)ᵀ with j² = −1. With the transpose: vᵀv = 1² + j² = 1 − 1 = 0, a nonzero vector of “length” 0, and the projection formula would divide by 0.</w:t>
-      </w:r>
-    </w:p>
-    <w:p>
-      <w:pPr>
-        <w:pStyle w:val="ListParagraph"/>
-        <w:numPr>
-          <w:ilvl w:val="0"/>
-          <w:numId w:val="2"/>
-        </w:numPr>
-        <w:spacing w:after="80"/>
-      </w:pPr>
-      <w:r>
-        <w:rPr>
-          <w:rFonts w:ascii="Calibri" w:cs="Calibri" w:eastAsia="Calibri" w:hAnsi="Calibri"/>
-          <w:sz w:val="22"/>
-          <w:szCs w:val="22"/>
-        </w:rPr>
-        <w:t xml:space="preserve">With the conjugate: vᴴv = |1|² + |j|² = 2. Next lecture replaces ᵀ by ᴴ and everything carries over.</w:t>
+        <w:t xml:space="preserve">Try the L10 formula on v = (1, j)ᵀ, where j is the imaginary unit, j² = −1. About 2 minutes.</w:t>
+      </w:r>
+    </w:p>
+    <w:p>
+      <w:pPr>
+        <w:pStyle w:val="ListParagraph"/>
+        <w:numPr>
+          <w:ilvl w:val="0"/>
+          <w:numId w:val="2"/>
+        </w:numPr>
+        <w:spacing w:after="80"/>
+      </w:pPr>
+      <w:r>
+        <w:rPr>
+          <w:rFonts w:ascii="Calibri" w:cs="Calibri" w:eastAsia="Calibri" w:hAnsi="Calibri"/>
+          <w:sz w:val="22"/>
+          <w:szCs w:val="22"/>
+        </w:rPr>
+        <w:t xml:space="preserve">Step 1 — with the transpose: vᵀv = 1² + j² = 1 + (−1) = 0. A nonzero vector with “length” 0: ‖v‖² = 0 would make λ = ⟨a,b⟩/‖a‖² divide by zero.</w:t>
+      </w:r>
+    </w:p>
+    <w:p>
+      <w:pPr>
+        <w:pStyle w:val="ListParagraph"/>
+        <w:numPr>
+          <w:ilvl w:val="0"/>
+          <w:numId w:val="2"/>
+        </w:numPr>
+        <w:spacing w:after="80"/>
+      </w:pPr>
+      <w:r>
+        <w:rPr>
+          <w:rFonts w:ascii="Calibri" w:cs="Calibri" w:eastAsia="Calibri" w:hAnsi="Calibri"/>
+          <w:sz w:val="22"/>
+          <w:szCs w:val="22"/>
+        </w:rPr>
+        <w:t xml:space="preserve">Step 2 — the fix (preview of Lecture 11): conjugate first. The conjugate of a + jb is a − jb (flip the sign of the imaginary part), so conj(1, j) = (1, −j). Then vᴴv (ᴴ means conjugate then transpose) = 1·1 + (−j)(j) = 1 − j² = 1 + 1 = 2. Same thing as |1|² + |j|² = 1 + 1 = 2.</w:t>
+      </w:r>
+    </w:p>
+    <w:p>
+      <w:pPr>
+        <w:pStyle w:val="ListParagraph"/>
+        <w:numPr>
+          <w:ilvl w:val="0"/>
+          <w:numId w:val="2"/>
+        </w:numPr>
+        <w:spacing w:after="80"/>
+      </w:pPr>
+      <w:r>
+        <w:rPr>
+          <w:rFonts w:ascii="Calibri" w:cs="Calibri" w:eastAsia="Calibri" w:hAnsi="Calibri"/>
+          <w:sz w:val="22"/>
+          <w:szCs w:val="22"/>
+        </w:rPr>
+        <w:t xml:space="preserve">Next lecture replaces ᵀ by ᴴ and everything from today carries over.</w:t>
       </w:r>
     </w:p>
     <w:p>
